--- a/lessons/7-5/downloads/7-5-notes-teacher.docx
+++ b/lessons/7-5/downloads/7-5-notes-teacher.docx
@@ -14,7 +14,7 @@
           <w:sz w:val="18"/>
           <w:szCs w:val="18"/>
         </w:rPr>
-        <w:t xml:space="preserve">UNIT 7  ·  LESSON 5      STANDARD 6.EE.8</w:t>
+        <w:t xml:space="preserve">UNIT 7  ·  LESSON 5      STANDARD 6.AT.9</w:t>
       </w:r>
     </w:p>
     <w:p>
@@ -613,7 +613,7 @@
                           </pic:cNvPicPr>
                         </pic:nvPicPr>
                         <pic:blipFill>
-                          <a:blip r:embed="rId10" cstate="none"/>
+                          <a:blip r:embed="rId11" cstate="none"/>
                           <a:srcRect/>
                           <a:stretch>
                             <a:fillRect/>
@@ -767,7 +767,7 @@
                           </pic:cNvPicPr>
                         </pic:nvPicPr>
                         <pic:blipFill>
-                          <a:blip r:embed="rId10" cstate="none"/>
+                          <a:blip r:embed="rId12" cstate="none"/>
                           <a:srcRect/>
                           <a:stretch>
                             <a:fillRect/>
@@ -921,7 +921,7 @@
                           </pic:cNvPicPr>
                         </pic:nvPicPr>
                         <pic:blipFill>
-                          <a:blip r:embed="rId10" cstate="none"/>
+                          <a:blip r:embed="rId13" cstate="none"/>
                           <a:srcRect/>
                           <a:stretch>
                             <a:fillRect/>
@@ -1075,7 +1075,7 @@
                           </pic:cNvPicPr>
                         </pic:nvPicPr>
                         <pic:blipFill>
-                          <a:blip r:embed="rId11" cstate="none"/>
+                          <a:blip r:embed="rId14" cstate="none"/>
                           <a:srcRect/>
                           <a:stretch>
                             <a:fillRect/>
@@ -2531,6 +2531,32 @@
     </w:p>
     <w:p>
       <w:pPr>
+        <w:pStyle w:val="Heading2"/>
+        <w:spacing w:after="80" w:before="180"/>
+      </w:pPr>
+      <w:r>
+        <w:rPr>
+          <w:b/>
+          <w:bCs/>
+          <w:color w:val="12355B"/>
+          <w:sz w:val="24"/>
+          <w:szCs w:val="24"/>
+        </w:rPr>
+        <w:t xml:space="preserve">Level 1 Support</w:t>
+      </w:r>
+      <w:r>
+        <w:rPr>
+          <w:i/>
+          <w:iCs/>
+          <w:color w:val="1FA6A2"/>
+          <w:sz w:val="19"/>
+          <w:szCs w:val="19"/>
+        </w:rPr>
+        <w:t xml:space="preserve">   extra scaffolding</w:t>
+      </w:r>
+    </w:p>
+    <w:p>
+      <w:pPr>
         <w:keepNext/>
         <w:spacing w:after="60" w:before="160"/>
       </w:pPr>
@@ -2791,6 +2817,32 @@
     </w:tbl>
     <w:p>
       <w:pPr>
+        <w:pStyle w:val="Heading2"/>
+        <w:spacing w:after="80" w:before="180"/>
+      </w:pPr>
+      <w:r>
+        <w:rPr>
+          <w:b/>
+          <w:bCs/>
+          <w:color w:val="12355B"/>
+          <w:sz w:val="24"/>
+          <w:szCs w:val="24"/>
+        </w:rPr>
+        <w:t xml:space="preserve">On Level</w:t>
+      </w:r>
+      <w:r>
+        <w:rPr>
+          <w:i/>
+          <w:iCs/>
+          <w:color w:val="12355B"/>
+          <w:sz w:val="19"/>
+          <w:szCs w:val="19"/>
+        </w:rPr>
+        <w:t xml:space="preserve">   grade-level practice</w:t>
+      </w:r>
+    </w:p>
+    <w:p>
+      <w:pPr>
         <w:keepNext/>
         <w:spacing w:after="60" w:before="160"/>
       </w:pPr>
@@ -2921,136 +2973,6 @@
     </w:tbl>
     <w:p>
       <w:pPr>
-        <w:keepNext/>
-        <w:spacing w:after="60" w:before="160"/>
-      </w:pPr>
-      <w:r>
-        <w:rPr>
-          <w:b/>
-          <w:bCs/>
-          <w:color w:val="12355B"/>
-          <w:sz w:val="22"/>
-          <w:szCs w:val="22"/>
-        </w:rPr>
-        <w:t xml:space="preserve">4.  </w:t>
-      </w:r>
-      <w:r>
-        <w:rPr>
-          <w:b/>
-          <w:bCs/>
-          <w:sz w:val="21"/>
-          <w:szCs w:val="21"/>
-        </w:rPr>
-        <w:t xml:space="preserve">Clue: the witness ran more than 15 feet, so d &gt; 15. On the number line, what do you draw?</w:t>
-      </w:r>
-    </w:p>
-    <w:p>
-      <w:pPr>
-        <w:spacing w:after="40"/>
-        <w:ind w:left="420"/>
-      </w:pPr>
-      <w:r>
-        <w:rPr>
-          <w:sz w:val="20"/>
-          <w:szCs w:val="20"/>
-        </w:rPr>
-        <w:t xml:space="preserve">A)  Open circle at 15, shade right</w:t>
-      </w:r>
-    </w:p>
-    <w:p>
-      <w:pPr>
-        <w:spacing w:after="40"/>
-        <w:ind w:left="420"/>
-      </w:pPr>
-      <w:r>
-        <w:rPr>
-          <w:sz w:val="20"/>
-          <w:szCs w:val="20"/>
-        </w:rPr>
-        <w:t xml:space="preserve">B)  Closed circle at 15, shade right</w:t>
-      </w:r>
-    </w:p>
-    <w:p>
-      <w:pPr>
-        <w:spacing w:after="40"/>
-        <w:ind w:left="420"/>
-      </w:pPr>
-      <w:r>
-        <w:rPr>
-          <w:sz w:val="20"/>
-          <w:szCs w:val="20"/>
-        </w:rPr>
-        <w:t xml:space="preserve">C)  Open circle at 15, shade left</w:t>
-      </w:r>
-    </w:p>
-    <w:p>
-      <w:pPr>
-        <w:spacing w:after="40"/>
-        <w:ind w:left="420"/>
-      </w:pPr>
-      <w:r>
-        <w:rPr>
-          <w:sz w:val="20"/>
-          <w:szCs w:val="20"/>
-        </w:rPr>
-        <w:t xml:space="preserve">D)  Closed circle at 15, shade left</w:t>
-      </w:r>
-    </w:p>
-    <w:p>
-      <w:pPr>
-        <w:spacing w:after="20"/>
-      </w:pPr>
-      <w:r>
-        <w:t xml:space="preserve"/>
-      </w:r>
-    </w:p>
-    <w:tbl>
-      <w:tblPr>
-        <w:tblW w:type="pct" w:w="100%"/>
-        <w:tblBorders>
-          <w:top w:val="single" w:color="C7D2DD" w:sz="6"/>
-          <w:left w:val="single" w:color="C7D2DD" w:sz="6"/>
-          <w:bottom w:val="single" w:color="C7D2DD" w:sz="6"/>
-          <w:right w:val="single" w:color="C7D2DD" w:sz="6"/>
-          <w:insideH w:val="single" w:color="auto" w:sz="4"/>
-          <w:insideV w:val="single" w:color="auto" w:sz="4"/>
-        </w:tblBorders>
-      </w:tblPr>
-      <w:tblGrid>
-        <w:gridCol w:w="100"/>
-      </w:tblGrid>
-      <w:tr>
-        <w:tc>
-          <w:tcPr>
-            <w:shd w:fill="FBF3E2" w:color="auto" w:val="clear"/>
-            <w:tcMar>
-              <w:top w:type="dxa" w:w="60"/>
-              <w:left w:type="dxa" w:w="120"/>
-              <w:bottom w:type="dxa" w:w="60"/>
-              <w:right w:type="dxa" w:w="120"/>
-            </w:tcMar>
-          </w:tcPr>
-          <w:p>
-            <w:pPr>
-              <w:spacing w:after="0" w:line="320"/>
-            </w:pPr>
-            <w:r>
-              <w:t xml:space="preserve"/>
-            </w:r>
-          </w:p>
-          <w:p>
-            <w:pPr>
-              <w:spacing w:after="0" w:line="320"/>
-            </w:pPr>
-            <w:r>
-              <w:t xml:space="preserve"/>
-            </w:r>
-          </w:p>
-        </w:tc>
-      </w:tr>
-    </w:tbl>
-    <w:p>
-      <w:pPr>
         <w:pStyle w:val="Heading1"/>
         <w:pageBreakBefore/>
         <w:pBdr>
@@ -3419,23 +3341,17 @@
     </w:p>
     <w:p>
       <w:pPr>
-        <w:spacing w:after="80"/>
-      </w:pPr>
-      <w:r>
-        <w:rPr>
-          <w:b/>
-          <w:bCs/>
-          <w:sz w:val="21"/>
-          <w:szCs w:val="21"/>
-        </w:rPr>
-        <w:t xml:space="preserve">1.  </w:t>
-      </w:r>
-      <w:r>
-        <w:rPr>
-          <w:sz w:val="21"/>
-          <w:szCs w:val="21"/>
-        </w:rPr>
-        <w:t xml:space="preserve">A)  Open circle at 8, shaded right</w:t>
+        <w:spacing w:after="100"/>
+      </w:pPr>
+      <w:r>
+        <w:rPr>
+          <w:b/>
+          <w:bCs/>
+          <w:color w:val="B97A12"/>
+          <w:sz w:val="20"/>
+          <w:szCs w:val="20"/>
+        </w:rPr>
+        <w:t xml:space="preserve">Watch for this mistake:  </w:t>
       </w:r>
       <w:r>
         <w:rPr>
@@ -3445,7 +3361,23 @@
           <w:sz w:val="19"/>
           <w:szCs w:val="19"/>
         </w:rPr>
-        <w:t xml:space="preserve">  — x &gt; 8 means 8 is NOT included (open circle) and values greater than 8 are shaded to the right.</w:t>
+        <w:t xml:space="preserve">A common mistake in Graph Inequalities is treating ≥ and ≤ the same as &gt; and &lt; and drawing the wrong circle. For example, students often graph x ≥ 6 with an OPEN circle (as if it were x &gt; 6), which wrongly excludes 6 even though 6 itself makes x ≥ 6 true. A second common mistake is choosing the right circle but shading the wrong direction — for x &lt; 9 students sometimes shade right instead of left. Always check the symbol twice: once for the circle (does it have an 'or equal to' line?) and once for the shading direction (does the symbol point toward larger or smaller numbers?).</w:t>
+      </w:r>
+    </w:p>
+    <w:p>
+      <w:pPr>
+        <w:pStyle w:val="Heading2"/>
+        <w:spacing w:after="80" w:before="180"/>
+      </w:pPr>
+      <w:r>
+        <w:rPr>
+          <w:b/>
+          <w:bCs/>
+          <w:color w:val="12355B"/>
+          <w:sz w:val="24"/>
+          <w:szCs w:val="24"/>
+        </w:rPr>
+        <w:t xml:space="preserve">Level 1 Support</w:t>
       </w:r>
     </w:p>
     <w:p>
@@ -3459,14 +3391,14 @@
           <w:sz w:val="21"/>
           <w:szCs w:val="21"/>
         </w:rPr>
-        <w:t xml:space="preserve">2.  </w:t>
-      </w:r>
-      <w:r>
-        <w:rPr>
-          <w:sz w:val="21"/>
-          <w:szCs w:val="21"/>
-        </w:rPr>
-        <w:t xml:space="preserve">A)  Closed circle at 10, shaded left</w:t>
+        <w:t xml:space="preserve">1.  </w:t>
+      </w:r>
+      <w:r>
+        <w:rPr>
+          <w:sz w:val="21"/>
+          <w:szCs w:val="21"/>
+        </w:rPr>
+        <w:t xml:space="preserve">A)  Open circle at 8, shaded right</w:t>
       </w:r>
       <w:r>
         <w:rPr>
@@ -3476,7 +3408,7 @@
           <w:sz w:val="19"/>
           <w:szCs w:val="19"/>
         </w:rPr>
-        <w:t xml:space="preserve">  — x ≤ 10 means 10 IS included (closed circle) and values less than or equal to 10 are shaded (left).</w:t>
+        <w:t xml:space="preserve">  — x &gt; 8 means 8 is NOT included (open circle) and values greater than 8 are shaded to the right.</w:t>
       </w:r>
     </w:p>
     <w:p>
@@ -3490,14 +3422,14 @@
           <w:sz w:val="21"/>
           <w:szCs w:val="21"/>
         </w:rPr>
-        <w:t xml:space="preserve">3.  </w:t>
-      </w:r>
-      <w:r>
-        <w:rPr>
-          <w:sz w:val="21"/>
-          <w:szCs w:val="21"/>
-        </w:rPr>
-        <w:t xml:space="preserve">A)  x ≤ 8</w:t>
+        <w:t xml:space="preserve">2.  </w:t>
+      </w:r>
+      <w:r>
+        <w:rPr>
+          <w:sz w:val="21"/>
+          <w:szCs w:val="21"/>
+        </w:rPr>
+        <w:t xml:space="preserve">A)  Closed circle at 10, shaded left</w:t>
       </w:r>
       <w:r>
         <w:rPr>
@@ -3507,7 +3439,23 @@
           <w:sz w:val="19"/>
           <w:szCs w:val="19"/>
         </w:rPr>
-        <w:t xml:space="preserve">  — Closed circle means the value is included (≤ or ≥). Shaded left means less than or equal to: x ≤ 8.</w:t>
+        <w:t xml:space="preserve">  — x ≤ 10 means 10 IS included (closed circle) and values less than or equal to 10 are shaded (left).</w:t>
+      </w:r>
+    </w:p>
+    <w:p>
+      <w:pPr>
+        <w:pStyle w:val="Heading2"/>
+        <w:spacing w:after="80" w:before="180"/>
+      </w:pPr>
+      <w:r>
+        <w:rPr>
+          <w:b/>
+          <w:bCs/>
+          <w:color w:val="12355B"/>
+          <w:sz w:val="24"/>
+          <w:szCs w:val="24"/>
+        </w:rPr>
+        <w:t xml:space="preserve">On Level</w:t>
       </w:r>
     </w:p>
     <w:p>
@@ -3521,14 +3469,14 @@
           <w:sz w:val="21"/>
           <w:szCs w:val="21"/>
         </w:rPr>
-        <w:t xml:space="preserve">4.  </w:t>
-      </w:r>
-      <w:r>
-        <w:rPr>
-          <w:sz w:val="21"/>
-          <w:szCs w:val="21"/>
-        </w:rPr>
-        <w:t xml:space="preserve">A)  Open circle at 15, shade right</w:t>
+        <w:t xml:space="preserve">3.  </w:t>
+      </w:r>
+      <w:r>
+        <w:rPr>
+          <w:sz w:val="21"/>
+          <w:szCs w:val="21"/>
+        </w:rPr>
+        <w:t xml:space="preserve">A)  x ≤ 8</w:t>
       </w:r>
       <w:r>
         <w:rPr>
@@ -3538,7 +3486,7 @@
           <w:sz w:val="19"/>
           <w:szCs w:val="19"/>
         </w:rPr>
-        <w:t xml:space="preserve">  — 'Greater than' (&gt;) is a strict symbol, so 15 is NOT included — open circle. Larger values work, so shade right.</w:t>
+        <w:t xml:space="preserve">  — Closed circle means the value is included (≤ or ≥). Shaded left means less than or equal to: x ≤ 8.</w:t>
       </w:r>
     </w:p>
     <w:p>

--- a/lessons/7-5/downloads/7-5-notes-teacher.docx
+++ b/lessons/7-5/downloads/7-5-notes-teacher.docx
@@ -1423,7 +1423,22 @@
           <w:sz w:val="30"/>
           <w:szCs w:val="30"/>
         </w:rPr>
-        <w:t xml:space="preserve">Worked Example</w:t>
+        <w:t xml:space="preserve">Write About the Math</w:t>
+      </w:r>
+    </w:p>
+    <w:p>
+      <w:pPr>
+        <w:spacing w:after="100"/>
+      </w:pPr>
+      <w:r>
+        <w:rPr>
+          <w:i/>
+          <w:iCs/>
+          <w:color w:val="5F6F80"/>
+          <w:sz w:val="19"/>
+          <w:szCs w:val="19"/>
+        </w:rPr>
+        <w:t xml:space="preserve">Use the support level you need. Every level answers the same math question.</w:t>
       </w:r>
     </w:p>
     <w:p>
@@ -1439,17 +1454,17 @@
           <w:sz w:val="24"/>
           <w:szCs w:val="24"/>
         </w:rPr>
-        <w:t xml:space="preserve">Watch &amp; Read</w:t>
+        <w:t xml:space="preserve">1. Understand the Question</w:t>
       </w:r>
       <w:r>
         <w:rPr>
           <w:i/>
           <w:iCs/>
-          <w:color w:val="1FA6A2"/>
+          <w:color w:val="B97A12"/>
           <w:sz w:val="19"/>
           <w:szCs w:val="19"/>
         </w:rPr>
-        <w:t xml:space="preserve">   I Do — follow along with your teacher</w:t>
+        <w:t xml:space="preserve">   explain</w:t>
       </w:r>
     </w:p>
     <w:tbl>
@@ -1484,25 +1499,44 @@
             </w:pPr>
             <w:r>
               <w:rPr>
+                <w:color w:val="1A2733"/>
+                <w:sz w:val="21"/>
+                <w:szCs w:val="21"/>
+              </w:rPr>
+              <w:t xml:space="preserve">When you graphed x &gt; 4 and x ≤ 7, why did you use an open circle on one and a closed circle on the other?</w:t>
+            </w:r>
+          </w:p>
+          <w:p>
+            <w:pPr>
+              <w:spacing w:after="0"/>
+            </w:pPr>
+            <w:r>
+              <w:rPr>
                 <w:b/>
                 <w:bCs/>
                 <w:color w:val="12355B"/>
-                <w:sz w:val="22"/>
-                <w:szCs w:val="22"/>
-              </w:rPr>
-              <w:t xml:space="preserve">Case File: The Timeline</w:t>
-            </w:r>
-          </w:p>
-          <w:p>
-            <w:pPr>
-              <w:spacing w:after="0"/>
-            </w:pPr>
-            <w:r>
-              <w:rPr>
-                <w:sz w:val="21"/>
-                <w:szCs w:val="21"/>
-              </w:rPr>
-              <w:t xml:space="preserve">Detective Okafor is building a timeline. The suspect was seen at the scene no earlier than 2:00 PM, meaning the arrival time t satisfies t ≥ 2. She needs to plot this on a timeline to share with her team. How should she mark the number line?</w:t>
+                <w:sz w:val="20"/>
+                <w:szCs w:val="20"/>
+              </w:rPr>
+              <w:t xml:space="preserve">Your job:  </w:t>
+            </w:r>
+            <w:r>
+              <w:rPr>
+                <w:sz w:val="20"/>
+                <w:szCs w:val="20"/>
+              </w:rPr>
+              <w:t xml:space="preserve">Answer the question. Use math evidence. Explain how the evidence proves your answer.</w:t>
+            </w:r>
+            <w:r>
+              <w:rPr>
+                <w:i/>
+                <w:iCs/>
+                <w:color w:val="5F6F80"/>
+                <w:sz w:val="18"/>
+                <w:szCs w:val="18"/>
+              </w:rPr>
+              <w:br/>
+              <w:t xml:space="preserve">Responde la pregunta. Usa evidencia matemática. Explica cómo la evidencia demuestra tu respuesta.</w:t>
             </w:r>
           </w:p>
         </w:tc>
@@ -1510,94 +1544,6 @@
     </w:tbl>
     <w:p>
       <w:pPr>
-        <w:spacing w:after="80"/>
-      </w:pPr>
-      <w:r>
-        <w:t xml:space="preserve"/>
-      </w:r>
-    </w:p>
-    <w:p>
-      <w:pPr>
-        <w:spacing w:after="50" w:before="60"/>
-      </w:pPr>
-      <w:r>
-        <w:rPr>
-          <w:b/>
-          <w:bCs/>
-          <w:color w:val="12355B"/>
-          <w:sz w:val="21"/>
-          <w:szCs w:val="21"/>
-        </w:rPr>
-        <w:t xml:space="preserve">Think about:</w:t>
-      </w:r>
-    </w:p>
-    <w:p>
-      <w:pPr>
-        <w:spacing w:after="40"/>
-        <w:ind w:left="300"/>
-      </w:pPr>
-      <w:r>
-        <w:rPr>
-          <w:sz w:val="20"/>
-          <w:szCs w:val="20"/>
-        </w:rPr>
-        <w:t xml:space="preserve">•  What does 'no earlier than 2:00 PM' mean about the time?</w:t>
-      </w:r>
-    </w:p>
-    <w:p>
-      <w:pPr>
-        <w:spacing w:after="40"/>
-        <w:ind w:left="300"/>
-      </w:pPr>
-      <w:r>
-        <w:rPr>
-          <w:sz w:val="20"/>
-          <w:szCs w:val="20"/>
-        </w:rPr>
-        <w:t xml:space="preserve">•  Should 2:00 PM itself be included?</w:t>
-      </w:r>
-    </w:p>
-    <w:p>
-      <w:pPr>
-        <w:spacing w:after="40"/>
-        <w:ind w:left="300"/>
-      </w:pPr>
-      <w:r>
-        <w:rPr>
-          <w:sz w:val="20"/>
-          <w:szCs w:val="20"/>
-        </w:rPr>
-        <w:t xml:space="preserve">•  Which direction on the number line would you shade?</w:t>
-      </w:r>
-    </w:p>
-    <w:p>
-      <w:pPr>
-        <w:spacing w:after="40"/>
-        <w:ind w:left="300"/>
-      </w:pPr>
-      <w:r>
-        <w:rPr>
-          <w:sz w:val="20"/>
-          <w:szCs w:val="20"/>
-        </w:rPr>
-        <w:t xml:space="preserve">•  What would the graph look like if the suspect arrived before 2:00 PM?</w:t>
-      </w:r>
-    </w:p>
-    <w:p>
-      <w:pPr>
-        <w:spacing w:after="40"/>
-        <w:ind w:left="300"/>
-      </w:pPr>
-      <w:r>
-        <w:rPr>
-          <w:sz w:val="20"/>
-          <w:szCs w:val="20"/>
-        </w:rPr>
-        <w:t xml:space="preserve">•  How would you show the difference between t &gt; 2 and t ≥ 2 on a number line?</w:t>
-      </w:r>
-    </w:p>
-    <w:p>
-      <w:pPr>
         <w:pStyle w:val="Heading2"/>
         <w:spacing w:after="80" w:before="180"/>
       </w:pPr>
@@ -1609,7 +1555,7 @@
           <w:sz w:val="24"/>
           <w:szCs w:val="24"/>
         </w:rPr>
-        <w:t xml:space="preserve">Solved Example</w:t>
+        <w:t xml:space="preserve">2. Plan Your Math Words</w:t>
       </w:r>
       <w:r>
         <w:rPr>
@@ -1619,150 +1565,299 @@
           <w:sz w:val="19"/>
           <w:szCs w:val="19"/>
         </w:rPr>
-        <w:t xml:space="preserve">   I Do — watch each step</w:t>
-      </w:r>
-    </w:p>
-    <w:p>
-      <w:pPr>
-        <w:keepNext/>
-        <w:spacing w:after="40"/>
-      </w:pPr>
-      <w:r>
-        <w:rPr>
-          <w:b/>
-          <w:bCs/>
-          <w:color w:val="12355B"/>
-          <w:sz w:val="21"/>
-          <w:szCs w:val="21"/>
-        </w:rPr>
-        <w:t xml:space="preserve">Problem:  </w:t>
-      </w:r>
-      <w:r>
-        <w:rPr>
-          <w:sz w:val="21"/>
-          <w:szCs w:val="21"/>
-        </w:rPr>
-        <w:t xml:space="preserve">Which graph represents x &lt; 5?</w:t>
-      </w:r>
-    </w:p>
-    <w:p>
-      <w:pPr>
-        <w:spacing w:after="30"/>
-        <w:ind w:left="420"/>
-      </w:pPr>
-      <w:r>
-        <w:rPr>
+        <w:t xml:space="preserve">   check at least two</w:t>
+      </w:r>
+    </w:p>
+    <w:p>
+      <w:pPr>
+        <w:spacing w:after="60"/>
+      </w:pPr>
+      <w:r>
+        <w:rPr>
+          <w:b/>
+          <w:bCs/>
+          <w:color w:val="1FA6A2"/>
+          <w:sz w:val="22"/>
+          <w:szCs w:val="22"/>
+        </w:rPr>
+        <w:t xml:space="preserve">☐  </w:t>
+      </w:r>
+      <w:r>
+        <w:rPr>
+          <w:b/>
+          <w:bCs/>
+          <w:color w:val="12355B"/>
           <w:sz w:val="20"/>
           <w:szCs w:val="20"/>
         </w:rPr>
-        <w:t xml:space="preserve">A)  Open circle at 5, shaded left</w:t>
-      </w:r>
-    </w:p>
-    <w:p>
-      <w:pPr>
-        <w:spacing w:after="30"/>
-        <w:ind w:left="420"/>
-      </w:pPr>
+        <w:t xml:space="preserve">Number line — </w:t>
+      </w:r>
       <w:r>
         <w:rPr>
           <w:sz w:val="20"/>
           <w:szCs w:val="20"/>
         </w:rPr>
-        <w:t xml:space="preserve">B)  Closed circle at 5, shaded left</w:t>
-      </w:r>
-    </w:p>
-    <w:p>
-      <w:pPr>
-        <w:spacing w:after="30"/>
-        <w:ind w:left="420"/>
-      </w:pPr>
-      <w:r>
-        <w:rPr>
+        <w:t xml:space="preserve">A line with numbers in order. You use it to show answers.</w:t>
+      </w:r>
+      <w:r>
+        <w:rPr>
+          <w:i/>
+          <w:iCs/>
+          <w:color w:val="5F6F80"/>
+          <w:sz w:val="18"/>
+          <w:szCs w:val="18"/>
+        </w:rPr>
+        <w:br/>
+        <w:t xml:space="preserve">Recta numérica — Una línea con números en orden. La usas para mostrar respuestas.</w:t>
+      </w:r>
+    </w:p>
+    <w:p>
+      <w:pPr>
+        <w:spacing w:after="60"/>
+      </w:pPr>
+      <w:r>
+        <w:rPr>
+          <w:b/>
+          <w:bCs/>
+          <w:color w:val="1FA6A2"/>
+          <w:sz w:val="22"/>
+          <w:szCs w:val="22"/>
+        </w:rPr>
+        <w:t xml:space="preserve">☐  </w:t>
+      </w:r>
+      <w:r>
+        <w:rPr>
+          <w:b/>
+          <w:bCs/>
+          <w:color w:val="12355B"/>
           <w:sz w:val="20"/>
           <w:szCs w:val="20"/>
         </w:rPr>
-        <w:t xml:space="preserve">C)  Open circle at 5, shaded right</w:t>
-      </w:r>
-    </w:p>
-    <w:p>
-      <w:pPr>
-        <w:spacing w:after="30"/>
-        <w:ind w:left="420"/>
-      </w:pPr>
+        <w:t xml:space="preserve">Open circle — </w:t>
+      </w:r>
       <w:r>
         <w:rPr>
           <w:sz w:val="20"/>
           <w:szCs w:val="20"/>
         </w:rPr>
-        <w:t xml:space="preserve">D)  Closed circle at 5, shaded right</w:t>
-      </w:r>
-    </w:p>
-    <w:p>
-      <w:pPr>
-        <w:spacing w:after="20" w:before="50"/>
+        <w:t xml:space="preserve">An empty circle showing a number is NOT included.</w:t>
+      </w:r>
+      <w:r>
+        <w:rPr>
+          <w:i/>
+          <w:iCs/>
+          <w:color w:val="5F6F80"/>
+          <w:sz w:val="18"/>
+          <w:szCs w:val="18"/>
+        </w:rPr>
+        <w:br/>
+        <w:t xml:space="preserve">Círculo abierto — Un círculo vacío que muestra que un número NO está incluido.</w:t>
+      </w:r>
+    </w:p>
+    <w:p>
+      <w:pPr>
+        <w:spacing w:after="60"/>
       </w:pPr>
       <w:r>
         <w:rPr>
           <w:b/>
           <w:bCs/>
           <w:color w:val="1FA6A2"/>
-          <w:sz w:val="21"/>
-          <w:szCs w:val="21"/>
-        </w:rPr>
-        <w:t xml:space="preserve">Step 1:  </w:t>
-      </w:r>
-      <w:r>
-        <w:rPr>
-          <w:sz w:val="21"/>
-          <w:szCs w:val="21"/>
-        </w:rPr>
-        <w:t xml:space="preserve">x &lt; 5 means 5 is NOT included (open circle) and values less than 5 are shaded (left).</w:t>
-      </w:r>
-    </w:p>
-    <w:p>
-      <w:pPr>
-        <w:spacing w:after="40" w:before="60"/>
-      </w:pPr>
-      <w:r>
-        <w:rPr>
-          <w:b/>
-          <w:bCs/>
-          <w:color w:val="12355B"/>
-          <w:sz w:val="21"/>
-          <w:szCs w:val="21"/>
-        </w:rPr>
-        <w:t xml:space="preserve">Answer:  </w:t>
-      </w:r>
-      <w:r>
-        <w:rPr>
-          <w:b/>
-          <w:bCs/>
-          <w:sz w:val="21"/>
-          <w:szCs w:val="21"/>
-        </w:rPr>
-        <w:t xml:space="preserve">A. Open circle at 5, shaded left</w:t>
-      </w:r>
-    </w:p>
-    <w:p>
-      <w:pPr>
-        <w:pStyle w:val="Heading1"/>
-        <w:pageBreakBefore/>
-        <w:pBdr>
-          <w:bottom w:val="single" w:color="1FA6A2" w:sz="14" w:space="6"/>
-        </w:pBdr>
-        <w:spacing w:after="140" w:before="0"/>
-      </w:pPr>
-      <w:r>
-        <w:rPr>
-          <w:b/>
-          <w:bCs/>
-          <w:color w:val="12355B"/>
-          <w:sz w:val="30"/>
-          <w:szCs w:val="30"/>
-        </w:rPr>
-        <w:t xml:space="preserve">Guided Practice</w:t>
-      </w:r>
-    </w:p>
+          <w:sz w:val="22"/>
+          <w:szCs w:val="22"/>
+        </w:rPr>
+        <w:t xml:space="preserve">☐  </w:t>
+      </w:r>
+      <w:r>
+        <w:rPr>
+          <w:b/>
+          <w:bCs/>
+          <w:color w:val="12355B"/>
+          <w:sz w:val="20"/>
+          <w:szCs w:val="20"/>
+        </w:rPr>
+        <w:t xml:space="preserve">Closed circle — </w:t>
+      </w:r>
+      <w:r>
+        <w:rPr>
+          <w:sz w:val="20"/>
+          <w:szCs w:val="20"/>
+        </w:rPr>
+        <w:t xml:space="preserve">A filled-in circle showing a number IS included.</w:t>
+      </w:r>
+      <w:r>
+        <w:rPr>
+          <w:i/>
+          <w:iCs/>
+          <w:color w:val="5F6F80"/>
+          <w:sz w:val="18"/>
+          <w:szCs w:val="18"/>
+        </w:rPr>
+        <w:br/>
+        <w:t xml:space="preserve">Círculo cerrado — Un círculo relleno que muestra que un número SÍ está incluido.</w:t>
+      </w:r>
+    </w:p>
+    <w:p>
+      <w:pPr>
+        <w:spacing w:after="60"/>
+      </w:pPr>
+      <w:r>
+        <w:rPr>
+          <w:b/>
+          <w:bCs/>
+          <w:color w:val="1FA6A2"/>
+          <w:sz w:val="22"/>
+          <w:szCs w:val="22"/>
+        </w:rPr>
+        <w:t xml:space="preserve">☐  </w:t>
+      </w:r>
+      <w:r>
+        <w:rPr>
+          <w:b/>
+          <w:bCs/>
+          <w:color w:val="12355B"/>
+          <w:sz w:val="20"/>
+          <w:szCs w:val="20"/>
+        </w:rPr>
+        <w:t xml:space="preserve">Solution set — </w:t>
+      </w:r>
+      <w:r>
+        <w:rPr>
+          <w:sz w:val="20"/>
+          <w:szCs w:val="20"/>
+        </w:rPr>
+        <w:t xml:space="preserve">All the numbers that make the inequality true.</w:t>
+      </w:r>
+      <w:r>
+        <w:rPr>
+          <w:i/>
+          <w:iCs/>
+          <w:color w:val="5F6F80"/>
+          <w:sz w:val="18"/>
+          <w:szCs w:val="18"/>
+        </w:rPr>
+        <w:br/>
+        <w:t xml:space="preserve">Conjunto solución — Todos los números que hacen verdadera la desigualdad.</w:t>
+      </w:r>
+    </w:p>
+    <w:p>
+      <w:pPr>
+        <w:spacing w:after="60"/>
+      </w:pPr>
+      <w:r>
+        <w:rPr>
+          <w:b/>
+          <w:bCs/>
+          <w:color w:val="1FA6A2"/>
+          <w:sz w:val="22"/>
+          <w:szCs w:val="22"/>
+        </w:rPr>
+        <w:t xml:space="preserve">☐  </w:t>
+      </w:r>
+      <w:r>
+        <w:rPr>
+          <w:b/>
+          <w:bCs/>
+          <w:color w:val="12355B"/>
+          <w:sz w:val="20"/>
+          <w:szCs w:val="20"/>
+        </w:rPr>
+        <w:t xml:space="preserve">Inequality — </w:t>
+      </w:r>
+      <w:r>
+        <w:rPr>
+          <w:sz w:val="20"/>
+          <w:szCs w:val="20"/>
+        </w:rPr>
+        <w:t xml:space="preserve">A math sentence comparing two amounts with &lt;, &gt;, ≤, or ≥.</w:t>
+      </w:r>
+      <w:r>
+        <w:rPr>
+          <w:i/>
+          <w:iCs/>
+          <w:color w:val="5F6F80"/>
+          <w:sz w:val="18"/>
+          <w:szCs w:val="18"/>
+        </w:rPr>
+        <w:br/>
+        <w:t xml:space="preserve">Desigualdad — Una oración matemática que compara dos cantidades con &lt;, &gt;, ≤ o ≥.</w:t>
+      </w:r>
+    </w:p>
+    <w:tbl>
+      <w:tblPr>
+        <w:tblW w:type="pct" w:w="100%"/>
+        <w:tblBorders>
+          <w:top w:val="single" w:color="1FA6A2" w:sz="8"/>
+          <w:left w:val="single" w:color="1FA6A2" w:sz="8"/>
+          <w:bottom w:val="single" w:color="1FA6A2" w:sz="8"/>
+          <w:right w:val="single" w:color="1FA6A2" w:sz="8"/>
+          <w:insideH w:val="single" w:color="auto" w:sz="4"/>
+          <w:insideV w:val="single" w:color="auto" w:sz="4"/>
+        </w:tblBorders>
+      </w:tblPr>
+      <w:tblGrid>
+        <w:gridCol w:w="100"/>
+      </w:tblGrid>
+      <w:tr>
+        <w:tc>
+          <w:tcPr>
+            <w:shd w:fill="F7FFFD" w:color="auto" w:val="clear"/>
+            <w:tcMar>
+              <w:top w:type="dxa" w:w="120"/>
+              <w:left w:type="dxa" w:w="180"/>
+              <w:bottom w:type="dxa" w:w="120"/>
+              <w:right w:type="dxa" w:w="180"/>
+            </w:tcMar>
+          </w:tcPr>
+          <w:p>
+            <w:pPr>
+              <w:spacing w:after="50"/>
+            </w:pPr>
+            <w:r>
+              <w:rPr>
+                <w:b/>
+                <w:bCs/>
+                <w:color w:val="1FA6A2"/>
+                <w:sz w:val="20"/>
+                <w:szCs w:val="20"/>
+              </w:rPr>
+              <w:t xml:space="preserve">Say it first:  </w:t>
+            </w:r>
+            <w:r>
+              <w:rPr>
+                <w:sz w:val="20"/>
+                <w:szCs w:val="20"/>
+              </w:rPr>
+              <w:t xml:space="preserve">Say your idea to a partner or quietly to yourself before you write.</w:t>
+            </w:r>
+          </w:p>
+          <w:p>
+            <w:pPr>
+              <w:spacing w:after="60"/>
+            </w:pPr>
+            <w:r>
+              <w:rPr>
+                <w:color w:val="1A2733"/>
+                <w:sz w:val="21"/>
+                <w:szCs w:val="21"/>
+              </w:rPr>
+              <w:t xml:space="preserve">I used a ___ circle because the symbol ___ means the boundary is ___.</w:t>
+            </w:r>
+            <w:r>
+              <w:rPr>
+                <w:i/>
+                <w:iCs/>
+                <w:color w:val="5F6F80"/>
+                <w:sz w:val="19"/>
+                <w:szCs w:val="19"/>
+              </w:rPr>
+              <w:br/>
+              <w:t xml:space="preserve">Usé un círculo ___ porque el símbolo ___ significa que el límite ___.</w:t>
+            </w:r>
+          </w:p>
+        </w:tc>
+      </w:tr>
+    </w:tbl>
     <w:p>
       <w:pPr>
         <w:pStyle w:val="Heading2"/>
@@ -1776,181 +1871,17 @@
           <w:sz w:val="24"/>
           <w:szCs w:val="24"/>
         </w:rPr>
-        <w:t xml:space="preserve">Solve Together</w:t>
+        <w:t xml:space="preserve">3. Build Your Explanation</w:t>
       </w:r>
       <w:r>
         <w:rPr>
           <w:i/>
           <w:iCs/>
-          <w:color w:val="6B4FA0"/>
+          <w:color w:val="B97A12"/>
           <w:sz w:val="19"/>
           <w:szCs w:val="19"/>
         </w:rPr>
-        <w:t xml:space="preserve">   We Do — work with your class</w:t>
-      </w:r>
-    </w:p>
-    <w:p>
-      <w:pPr>
-        <w:keepNext/>
-        <w:spacing w:after="40" w:before="40"/>
-      </w:pPr>
-      <w:r>
-        <w:rPr>
-          <w:b/>
-          <w:bCs/>
-          <w:color w:val="12355B"/>
-          <w:sz w:val="21"/>
-          <w:szCs w:val="21"/>
-        </w:rPr>
-        <w:t xml:space="preserve">Problem:  </w:t>
-      </w:r>
-      <w:r>
-        <w:rPr>
-          <w:sz w:val="21"/>
-          <w:szCs w:val="21"/>
-        </w:rPr>
-        <w:t xml:space="preserve">Which graph represents x ≥ 3?</w:t>
-      </w:r>
-    </w:p>
-    <w:p>
-      <w:pPr>
-        <w:spacing w:after="30"/>
-        <w:ind w:left="420"/>
-      </w:pPr>
-      <w:r>
-        <w:rPr>
-          <w:sz w:val="20"/>
-          <w:szCs w:val="20"/>
-        </w:rPr>
-        <w:t xml:space="preserve">A)  Closed circle at 3, shaded right</w:t>
-      </w:r>
-    </w:p>
-    <w:p>
-      <w:pPr>
-        <w:spacing w:after="30"/>
-        <w:ind w:left="420"/>
-      </w:pPr>
-      <w:r>
-        <w:rPr>
-          <w:sz w:val="20"/>
-          <w:szCs w:val="20"/>
-        </w:rPr>
-        <w:t xml:space="preserve">B)  Open circle at 3, shaded right</w:t>
-      </w:r>
-    </w:p>
-    <w:p>
-      <w:pPr>
-        <w:spacing w:after="30"/>
-        <w:ind w:left="420"/>
-      </w:pPr>
-      <w:r>
-        <w:rPr>
-          <w:sz w:val="20"/>
-          <w:szCs w:val="20"/>
-        </w:rPr>
-        <w:t xml:space="preserve">C)  Closed circle at 3, shaded left</w:t>
-      </w:r>
-    </w:p>
-    <w:p>
-      <w:pPr>
-        <w:spacing w:after="30"/>
-        <w:ind w:left="420"/>
-      </w:pPr>
-      <w:r>
-        <w:rPr>
-          <w:sz w:val="20"/>
-          <w:szCs w:val="20"/>
-        </w:rPr>
-        <w:t xml:space="preserve">D)  Open circle at 3, shaded left</w:t>
-      </w:r>
-    </w:p>
-    <w:p>
-      <w:pPr>
-        <w:keepNext/>
-        <w:spacing w:after="0" w:before="50"/>
-      </w:pPr>
-      <w:r>
-        <w:rPr>
-          <w:b/>
-          <w:bCs/>
-          <w:color w:val="6B4FA0"/>
-          <w:sz w:val="21"/>
-          <w:szCs w:val="21"/>
-        </w:rPr>
-        <w:t xml:space="preserve">Step 1:</w:t>
-      </w:r>
-    </w:p>
-    <w:p>
-      <w:pPr>
-        <w:pBdr>
-          <w:bottom w:val="single" w:color="AFBECC" w:sz="6"/>
-        </w:pBdr>
-        <w:spacing w:after="30" w:before="150"/>
-      </w:pPr>
-      <w:r>
-        <w:t xml:space="preserve"/>
-      </w:r>
-    </w:p>
-    <w:p>
-      <w:pPr>
-        <w:keepNext/>
-        <w:spacing w:after="0" w:before="50"/>
-      </w:pPr>
-      <w:r>
-        <w:rPr>
-          <w:b/>
-          <w:bCs/>
-          <w:color w:val="6B4FA0"/>
-          <w:sz w:val="21"/>
-          <w:szCs w:val="21"/>
-        </w:rPr>
-        <w:t xml:space="preserve">Step 2:</w:t>
-      </w:r>
-    </w:p>
-    <w:p>
-      <w:pPr>
-        <w:pBdr>
-          <w:bottom w:val="single" w:color="AFBECC" w:sz="6"/>
-        </w:pBdr>
-        <w:spacing w:after="30" w:before="150"/>
-      </w:pPr>
-      <w:r>
-        <w:t xml:space="preserve"/>
-      </w:r>
-    </w:p>
-    <w:p>
-      <w:pPr>
-        <w:keepNext/>
-        <w:spacing w:after="0" w:before="60"/>
-      </w:pPr>
-      <w:r>
-        <w:rPr>
-          <w:b/>
-          <w:bCs/>
-          <w:color w:val="12355B"/>
-          <w:sz w:val="21"/>
-          <w:szCs w:val="21"/>
-        </w:rPr>
-        <w:t xml:space="preserve">Answer:</w:t>
-      </w:r>
-    </w:p>
-    <w:p>
-      <w:pPr>
-        <w:pBdr>
-          <w:bottom w:val="single" w:color="AFBECC" w:sz="6"/>
-        </w:pBdr>
-        <w:spacing w:after="30" w:before="150"/>
-      </w:pPr>
-      <w:r>
-        <w:t xml:space="preserve"/>
-      </w:r>
-    </w:p>
-    <w:p>
-      <w:pPr>
-        <w:spacing w:after="80"/>
-      </w:pPr>
-      <w:r>
-        <w:t xml:space="preserve"/>
+        <w:t xml:space="preserve">   choose your support</w:t>
       </w:r>
     </w:p>
     <w:tbl>
@@ -1981,6 +1912,1371 @@
           </w:tcPr>
           <w:p>
             <w:pPr>
+              <w:spacing w:after="50"/>
+            </w:pPr>
+            <w:r>
+              <w:rPr>
+                <w:i/>
+                <w:iCs/>
+                <w:color w:val="5F6F80"/>
+                <w:sz w:val="19"/>
+                <w:szCs w:val="19"/>
+              </w:rPr>
+              <w:t xml:space="preserve">This model shows the parts of an explanation. It does not answer your writing question.</w:t>
+            </w:r>
+          </w:p>
+          <w:p>
+            <w:pPr>
+              <w:spacing w:after="80"/>
+            </w:pPr>
+            <w:r>
+              <w:rPr>
+                <w:b/>
+                <w:bCs/>
+                <w:color w:val="12355B"/>
+                <w:sz w:val="19"/>
+                <w:szCs w:val="19"/>
+              </w:rPr>
+              <w:t xml:space="preserve">Claim:  </w:t>
+            </w:r>
+            <w:r>
+              <w:rPr>
+                <w:sz w:val="19"/>
+                <w:szCs w:val="19"/>
+              </w:rPr>
+              <w:t xml:space="preserve">Because 2:00 itself counts, I use a closed circle at 2.</w:t>
+            </w:r>
+          </w:p>
+          <w:p>
+            <w:pPr>
+              <w:spacing w:after="80"/>
+            </w:pPr>
+            <w:r>
+              <w:rPr>
+                <w:b/>
+                <w:bCs/>
+                <w:color w:val="12355B"/>
+                <w:sz w:val="19"/>
+                <w:szCs w:val="19"/>
+              </w:rPr>
+              <w:t xml:space="preserve">Evidence:  </w:t>
+            </w:r>
+            <w:r>
+              <w:rPr>
+                <w:sz w:val="19"/>
+                <w:szCs w:val="19"/>
+              </w:rPr>
+              <w:t xml:space="preserve">Students choose a closed circle at 2 (because 'no earlier than' includes 2) and shade to the right since later times satisfy t ≥ 2.</w:t>
+            </w:r>
+          </w:p>
+          <w:p>
+            <w:pPr>
+              <w:spacing w:after="80"/>
+            </w:pPr>
+            <w:r>
+              <w:rPr>
+                <w:b/>
+                <w:bCs/>
+                <w:color w:val="12355B"/>
+                <w:sz w:val="19"/>
+                <w:szCs w:val="19"/>
+              </w:rPr>
+              <w:t xml:space="preserve">Reasoning:  </w:t>
+            </w:r>
+            <w:r>
+              <w:rPr>
+                <w:sz w:val="19"/>
+                <w:szCs w:val="19"/>
+              </w:rPr>
+              <w:t xml:space="preserve">This evidence connects the definition of number line to the mathematical claim.</w:t>
+            </w:r>
+          </w:p>
+        </w:tc>
+      </w:tr>
+    </w:tbl>
+    <w:p>
+      <w:pPr>
+        <w:pStyle w:val="Heading2"/>
+        <w:spacing w:after="80" w:before="180"/>
+      </w:pPr>
+      <w:r>
+        <w:rPr>
+          <w:b/>
+          <w:bCs/>
+          <w:color w:val="12355B"/>
+          <w:sz w:val="24"/>
+          <w:szCs w:val="24"/>
+        </w:rPr>
+        <w:t xml:space="preserve">Start</w:t>
+      </w:r>
+      <w:r>
+        <w:rPr>
+          <w:i/>
+          <w:iCs/>
+          <w:color w:val="1FA6A2"/>
+          <w:sz w:val="19"/>
+          <w:szCs w:val="19"/>
+        </w:rPr>
+        <w:t xml:space="preserve">   Most language support</w:t>
+      </w:r>
+    </w:p>
+    <w:p>
+      <w:pPr>
+        <w:spacing w:after="60"/>
+      </w:pPr>
+      <w:r>
+        <w:rPr>
+          <w:color w:val="1A2733"/>
+          <w:sz w:val="21"/>
+          <w:szCs w:val="21"/>
+        </w:rPr>
+        <w:t xml:space="preserve">Complete the frames. Use the word bank.</w:t>
+      </w:r>
+      <w:r>
+        <w:rPr>
+          <w:i/>
+          <w:iCs/>
+          <w:color w:val="5F6F80"/>
+          <w:sz w:val="19"/>
+          <w:szCs w:val="19"/>
+        </w:rPr>
+        <w:br/>
+        <w:t xml:space="preserve">Completa las oraciones. Usa el banco de palabras.</w:t>
+      </w:r>
+    </w:p>
+    <w:p>
+      <w:pPr>
+        <w:spacing w:after="60"/>
+      </w:pPr>
+      <w:r>
+        <w:rPr>
+          <w:color w:val="1A2733"/>
+          <w:sz w:val="21"/>
+          <w:szCs w:val="21"/>
+        </w:rPr>
+        <w:t xml:space="preserve">I used a ___ circle because the symbol ___ means the boundary is ___.</w:t>
+      </w:r>
+      <w:r>
+        <w:rPr>
+          <w:i/>
+          <w:iCs/>
+          <w:color w:val="5F6F80"/>
+          <w:sz w:val="19"/>
+          <w:szCs w:val="19"/>
+        </w:rPr>
+        <w:br/>
+        <w:t xml:space="preserve">Usé un círculo ___ porque el símbolo ___ significa que el límite ___.</w:t>
+      </w:r>
+    </w:p>
+    <w:p>
+      <w:pPr>
+        <w:spacing w:after="60"/>
+      </w:pPr>
+      <w:r>
+        <w:rPr>
+          <w:color w:val="1A2733"/>
+          <w:sz w:val="21"/>
+          <w:szCs w:val="21"/>
+        </w:rPr>
+        <w:t xml:space="preserve">I shaded ___ because the solution set includes ___.</w:t>
+      </w:r>
+      <w:r>
+        <w:rPr>
+          <w:i/>
+          <w:iCs/>
+          <w:color w:val="5F6F80"/>
+          <w:sz w:val="19"/>
+          <w:szCs w:val="19"/>
+        </w:rPr>
+        <w:br/>
+        <w:t xml:space="preserve">Sombreé ___ porque el conjunto solución incluye ___.</w:t>
+      </w:r>
+    </w:p>
+    <w:tbl>
+      <w:tblPr>
+        <w:tblW w:type="pct" w:w="100%"/>
+        <w:tblBorders>
+          <w:top w:val="single" w:color="C7D2DD" w:sz="6"/>
+          <w:left w:val="single" w:color="C7D2DD" w:sz="6"/>
+          <w:bottom w:val="single" w:color="C7D2DD" w:sz="6"/>
+          <w:right w:val="single" w:color="C7D2DD" w:sz="6"/>
+          <w:insideH w:val="single" w:color="auto" w:sz="4"/>
+          <w:insideV w:val="single" w:color="auto" w:sz="4"/>
+        </w:tblBorders>
+      </w:tblPr>
+      <w:tblGrid>
+        <w:gridCol w:w="100"/>
+      </w:tblGrid>
+      <w:tr>
+        <w:tc>
+          <w:tcPr>
+            <w:shd w:fill="FBF3E2" w:color="auto" w:val="clear"/>
+            <w:tcMar>
+              <w:top w:type="dxa" w:w="60"/>
+              <w:left w:type="dxa" w:w="120"/>
+              <w:bottom w:type="dxa" w:w="60"/>
+              <w:right w:type="dxa" w:w="120"/>
+            </w:tcMar>
+          </w:tcPr>
+          <w:p>
+            <w:pPr>
+              <w:spacing w:after="0" w:line="320"/>
+            </w:pPr>
+            <w:r>
+              <w:t xml:space="preserve"/>
+            </w:r>
+          </w:p>
+          <w:p>
+            <w:pPr>
+              <w:spacing w:after="0" w:line="320"/>
+            </w:pPr>
+            <w:r>
+              <w:t xml:space="preserve"/>
+            </w:r>
+          </w:p>
+          <w:p>
+            <w:pPr>
+              <w:spacing w:after="0" w:line="320"/>
+            </w:pPr>
+            <w:r>
+              <w:t xml:space="preserve"/>
+            </w:r>
+          </w:p>
+        </w:tc>
+      </w:tr>
+    </w:tbl>
+    <w:p>
+      <w:pPr>
+        <w:pStyle w:val="Heading2"/>
+        <w:spacing w:after="80" w:before="180"/>
+      </w:pPr>
+      <w:r>
+        <w:rPr>
+          <w:b/>
+          <w:bCs/>
+          <w:color w:val="12355B"/>
+          <w:sz w:val="24"/>
+          <w:szCs w:val="24"/>
+        </w:rPr>
+        <w:t xml:space="preserve">Build</w:t>
+      </w:r>
+      <w:r>
+        <w:rPr>
+          <w:i/>
+          <w:iCs/>
+          <w:color w:val="B97A12"/>
+          <w:sz w:val="19"/>
+          <w:szCs w:val="19"/>
+        </w:rPr>
+        <w:t xml:space="preserve">   Some language support</w:t>
+      </w:r>
+    </w:p>
+    <w:p>
+      <w:pPr>
+        <w:spacing w:after="60"/>
+      </w:pPr>
+      <w:r>
+        <w:rPr>
+          <w:color w:val="1A2733"/>
+          <w:sz w:val="21"/>
+          <w:szCs w:val="21"/>
+        </w:rPr>
+        <w:t xml:space="preserve">Write two connected sentences. Use because, so, or but.</w:t>
+      </w:r>
+      <w:r>
+        <w:rPr>
+          <w:i/>
+          <w:iCs/>
+          <w:color w:val="5F6F80"/>
+          <w:sz w:val="19"/>
+          <w:szCs w:val="19"/>
+        </w:rPr>
+        <w:br/>
+        <w:t xml:space="preserve">Escribe dos oraciones conectadas. Usa porque, entonces o pero.</w:t>
+      </w:r>
+    </w:p>
+    <w:p>
+      <w:pPr>
+        <w:spacing w:after="60"/>
+      </w:pPr>
+      <w:r>
+        <w:rPr>
+          <w:color w:val="1A2733"/>
+          <w:sz w:val="21"/>
+          <w:szCs w:val="21"/>
+        </w:rPr>
+        <w:t xml:space="preserve">My claim is ___.</w:t>
+      </w:r>
+      <w:r>
+        <w:rPr>
+          <w:i/>
+          <w:iCs/>
+          <w:color w:val="5F6F80"/>
+          <w:sz w:val="19"/>
+          <w:szCs w:val="19"/>
+        </w:rPr>
+        <w:br/>
+        <w:t xml:space="preserve">Mi afirmación es ___.</w:t>
+      </w:r>
+    </w:p>
+    <w:p>
+      <w:pPr>
+        <w:spacing w:after="60"/>
+      </w:pPr>
+      <w:r>
+        <w:rPr>
+          <w:color w:val="1A2733"/>
+          <w:sz w:val="21"/>
+          <w:szCs w:val="21"/>
+        </w:rPr>
+        <w:t xml:space="preserve">I know because ___.</w:t>
+      </w:r>
+      <w:r>
+        <w:rPr>
+          <w:i/>
+          <w:iCs/>
+          <w:color w:val="5F6F80"/>
+          <w:sz w:val="19"/>
+          <w:szCs w:val="19"/>
+        </w:rPr>
+        <w:br/>
+        <w:t xml:space="preserve">Lo sé porque ___.</w:t>
+      </w:r>
+    </w:p>
+    <w:p>
+      <w:pPr>
+        <w:spacing w:after="60"/>
+      </w:pPr>
+      <w:r>
+        <w:rPr>
+          <w:color w:val="1A2733"/>
+          <w:sz w:val="21"/>
+          <w:szCs w:val="21"/>
+        </w:rPr>
+        <w:t xml:space="preserve">So ___.</w:t>
+      </w:r>
+      <w:r>
+        <w:rPr>
+          <w:i/>
+          <w:iCs/>
+          <w:color w:val="5F6F80"/>
+          <w:sz w:val="19"/>
+          <w:szCs w:val="19"/>
+        </w:rPr>
+        <w:br/>
+        <w:t xml:space="preserve">Entonces ___.</w:t>
+      </w:r>
+    </w:p>
+    <w:tbl>
+      <w:tblPr>
+        <w:tblW w:type="pct" w:w="100%"/>
+        <w:tblBorders>
+          <w:top w:val="single" w:color="C7D2DD" w:sz="6"/>
+          <w:left w:val="single" w:color="C7D2DD" w:sz="6"/>
+          <w:bottom w:val="single" w:color="C7D2DD" w:sz="6"/>
+          <w:right w:val="single" w:color="C7D2DD" w:sz="6"/>
+          <w:insideH w:val="single" w:color="auto" w:sz="4"/>
+          <w:insideV w:val="single" w:color="auto" w:sz="4"/>
+        </w:tblBorders>
+      </w:tblPr>
+      <w:tblGrid>
+        <w:gridCol w:w="100"/>
+      </w:tblGrid>
+      <w:tr>
+        <w:tc>
+          <w:tcPr>
+            <w:shd w:fill="FBF3E2" w:color="auto" w:val="clear"/>
+            <w:tcMar>
+              <w:top w:type="dxa" w:w="60"/>
+              <w:left w:type="dxa" w:w="120"/>
+              <w:bottom w:type="dxa" w:w="60"/>
+              <w:right w:type="dxa" w:w="120"/>
+            </w:tcMar>
+          </w:tcPr>
+          <w:p>
+            <w:pPr>
+              <w:spacing w:after="0" w:line="320"/>
+            </w:pPr>
+            <w:r>
+              <w:t xml:space="preserve"/>
+            </w:r>
+          </w:p>
+          <w:p>
+            <w:pPr>
+              <w:spacing w:after="0" w:line="320"/>
+            </w:pPr>
+            <w:r>
+              <w:t xml:space="preserve"/>
+            </w:r>
+          </w:p>
+          <w:p>
+            <w:pPr>
+              <w:spacing w:after="0" w:line="320"/>
+            </w:pPr>
+            <w:r>
+              <w:t xml:space="preserve"/>
+            </w:r>
+          </w:p>
+        </w:tc>
+      </w:tr>
+    </w:tbl>
+    <w:p>
+      <w:pPr>
+        <w:pStyle w:val="Heading2"/>
+        <w:spacing w:after="80" w:before="180"/>
+      </w:pPr>
+      <w:r>
+        <w:rPr>
+          <w:b/>
+          <w:bCs/>
+          <w:color w:val="12355B"/>
+          <w:sz w:val="24"/>
+          <w:szCs w:val="24"/>
+        </w:rPr>
+        <w:t xml:space="preserve">Explain</w:t>
+      </w:r>
+      <w:r>
+        <w:rPr>
+          <w:i/>
+          <w:iCs/>
+          <w:color w:val="B97A12"/>
+          <w:sz w:val="19"/>
+          <w:szCs w:val="19"/>
+        </w:rPr>
+        <w:t xml:space="preserve">   Light language support</w:t>
+      </w:r>
+    </w:p>
+    <w:p>
+      <w:pPr>
+        <w:spacing w:after="60"/>
+      </w:pPr>
+      <w:r>
+        <w:rPr>
+          <w:color w:val="1A2733"/>
+          <w:sz w:val="21"/>
+          <w:szCs w:val="21"/>
+        </w:rPr>
+        <w:t xml:space="preserve">Write a claim, give math evidence, and explain your reasoning.</w:t>
+      </w:r>
+      <w:r>
+        <w:rPr>
+          <w:i/>
+          <w:iCs/>
+          <w:color w:val="5F6F80"/>
+          <w:sz w:val="19"/>
+          <w:szCs w:val="19"/>
+        </w:rPr>
+        <w:br/>
+        <w:t xml:space="preserve">Escribe una afirmación, da evidencia matemática y explica tu razonamiento.</w:t>
+      </w:r>
+    </w:p>
+    <w:p>
+      <w:pPr>
+        <w:spacing w:after="60"/>
+      </w:pPr>
+      <w:r>
+        <w:rPr>
+          <w:color w:val="1A2733"/>
+          <w:sz w:val="21"/>
+          <w:szCs w:val="21"/>
+        </w:rPr>
+        <w:t xml:space="preserve">My claim is ___.</w:t>
+      </w:r>
+      <w:r>
+        <w:rPr>
+          <w:i/>
+          <w:iCs/>
+          <w:color w:val="5F6F80"/>
+          <w:sz w:val="19"/>
+          <w:szCs w:val="19"/>
+        </w:rPr>
+        <w:br/>
+        <w:t xml:space="preserve">Mi afirmación es ___.</w:t>
+      </w:r>
+    </w:p>
+    <w:p>
+      <w:pPr>
+        <w:spacing w:after="60"/>
+      </w:pPr>
+      <w:r>
+        <w:rPr>
+          <w:color w:val="1A2733"/>
+          <w:sz w:val="21"/>
+          <w:szCs w:val="21"/>
+        </w:rPr>
+        <w:t xml:space="preserve">My math evidence is ___.</w:t>
+      </w:r>
+      <w:r>
+        <w:rPr>
+          <w:i/>
+          <w:iCs/>
+          <w:color w:val="5F6F80"/>
+          <w:sz w:val="19"/>
+          <w:szCs w:val="19"/>
+        </w:rPr>
+        <w:br/>
+        <w:t xml:space="preserve">Mi evidencia matemática es ___.</w:t>
+      </w:r>
+    </w:p>
+    <w:p>
+      <w:pPr>
+        <w:spacing w:after="60"/>
+      </w:pPr>
+      <w:r>
+        <w:rPr>
+          <w:color w:val="1A2733"/>
+          <w:sz w:val="21"/>
+          <w:szCs w:val="21"/>
+        </w:rPr>
+        <w:t xml:space="preserve">This proves ___ because ___.</w:t>
+      </w:r>
+      <w:r>
+        <w:rPr>
+          <w:i/>
+          <w:iCs/>
+          <w:color w:val="5F6F80"/>
+          <w:sz w:val="19"/>
+          <w:szCs w:val="19"/>
+        </w:rPr>
+        <w:br/>
+        <w:t xml:space="preserve">Esto demuestra ___ porque ___.</w:t>
+      </w:r>
+    </w:p>
+    <w:tbl>
+      <w:tblPr>
+        <w:tblW w:type="pct" w:w="100%"/>
+        <w:tblBorders>
+          <w:top w:val="single" w:color="C7D2DD" w:sz="6"/>
+          <w:left w:val="single" w:color="C7D2DD" w:sz="6"/>
+          <w:bottom w:val="single" w:color="C7D2DD" w:sz="6"/>
+          <w:right w:val="single" w:color="C7D2DD" w:sz="6"/>
+          <w:insideH w:val="single" w:color="auto" w:sz="4"/>
+          <w:insideV w:val="single" w:color="auto" w:sz="4"/>
+        </w:tblBorders>
+      </w:tblPr>
+      <w:tblGrid>
+        <w:gridCol w:w="100"/>
+      </w:tblGrid>
+      <w:tr>
+        <w:tc>
+          <w:tcPr>
+            <w:shd w:fill="FBF3E2" w:color="auto" w:val="clear"/>
+            <w:tcMar>
+              <w:top w:type="dxa" w:w="60"/>
+              <w:left w:type="dxa" w:w="120"/>
+              <w:bottom w:type="dxa" w:w="60"/>
+              <w:right w:type="dxa" w:w="120"/>
+            </w:tcMar>
+          </w:tcPr>
+          <w:p>
+            <w:pPr>
+              <w:spacing w:after="0" w:line="320"/>
+            </w:pPr>
+            <w:r>
+              <w:t xml:space="preserve"/>
+            </w:r>
+          </w:p>
+          <w:p>
+            <w:pPr>
+              <w:spacing w:after="0" w:line="320"/>
+            </w:pPr>
+            <w:r>
+              <w:t xml:space="preserve"/>
+            </w:r>
+          </w:p>
+          <w:p>
+            <w:pPr>
+              <w:spacing w:after="0" w:line="320"/>
+            </w:pPr>
+            <w:r>
+              <w:t xml:space="preserve"/>
+            </w:r>
+          </w:p>
+          <w:p>
+            <w:pPr>
+              <w:spacing w:after="0" w:line="320"/>
+            </w:pPr>
+            <w:r>
+              <w:t xml:space="preserve"/>
+            </w:r>
+          </w:p>
+          <w:p>
+            <w:pPr>
+              <w:spacing w:after="0" w:line="320"/>
+            </w:pPr>
+            <w:r>
+              <w:t xml:space="preserve"/>
+            </w:r>
+          </w:p>
+        </w:tc>
+      </w:tr>
+    </w:tbl>
+    <w:p>
+      <w:pPr>
+        <w:pStyle w:val="Heading2"/>
+        <w:spacing w:after="80" w:before="180"/>
+      </w:pPr>
+      <w:r>
+        <w:rPr>
+          <w:b/>
+          <w:bCs/>
+          <w:color w:val="12355B"/>
+          <w:sz w:val="24"/>
+          <w:szCs w:val="24"/>
+        </w:rPr>
+        <w:t xml:space="preserve">4. Check Your Explanation</w:t>
+      </w:r>
+      <w:r>
+        <w:rPr>
+          <w:i/>
+          <w:iCs/>
+          <w:color w:val="1FA6A2"/>
+          <w:sz w:val="19"/>
+          <w:szCs w:val="19"/>
+        </w:rPr>
+        <w:t xml:space="preserve">   five quick checks</w:t>
+      </w:r>
+    </w:p>
+    <w:p>
+      <w:pPr>
+        <w:spacing w:after="80"/>
+      </w:pPr>
+      <w:r>
+        <w:rPr>
+          <w:b/>
+          <w:bCs/>
+          <w:color w:val="1FA6A2"/>
+          <w:sz w:val="22"/>
+          <w:szCs w:val="22"/>
+        </w:rPr>
+        <w:t xml:space="preserve">☐  </w:t>
+      </w:r>
+      <w:r>
+        <w:rPr>
+          <w:sz w:val="20"/>
+          <w:szCs w:val="20"/>
+        </w:rPr>
+        <w:t xml:space="preserve">I answered the question.</w:t>
+      </w:r>
+      <w:r>
+        <w:rPr>
+          <w:i/>
+          <w:iCs/>
+          <w:color w:val="5F6F80"/>
+          <w:sz w:val="18"/>
+          <w:szCs w:val="18"/>
+        </w:rPr>
+        <w:br/>
+        <w:t xml:space="preserve">Respondí la pregunta.</w:t>
+      </w:r>
+    </w:p>
+    <w:p>
+      <w:pPr>
+        <w:spacing w:after="80"/>
+      </w:pPr>
+      <w:r>
+        <w:rPr>
+          <w:b/>
+          <w:bCs/>
+          <w:color w:val="1FA6A2"/>
+          <w:sz w:val="22"/>
+          <w:szCs w:val="22"/>
+        </w:rPr>
+        <w:t xml:space="preserve">☐  </w:t>
+      </w:r>
+      <w:r>
+        <w:rPr>
+          <w:sz w:val="20"/>
+          <w:szCs w:val="20"/>
+        </w:rPr>
+        <w:t xml:space="preserve">I used math evidence: numbers, an equation, a model, or a comparison.</w:t>
+      </w:r>
+      <w:r>
+        <w:rPr>
+          <w:i/>
+          <w:iCs/>
+          <w:color w:val="5F6F80"/>
+          <w:sz w:val="18"/>
+          <w:szCs w:val="18"/>
+        </w:rPr>
+        <w:br/>
+        <w:t xml:space="preserve">Usé evidencia matemática: números, una ecuación, un modelo o una comparación.</w:t>
+      </w:r>
+    </w:p>
+    <w:p>
+      <w:pPr>
+        <w:spacing w:after="80"/>
+      </w:pPr>
+      <w:r>
+        <w:rPr>
+          <w:b/>
+          <w:bCs/>
+          <w:color w:val="1FA6A2"/>
+          <w:sz w:val="22"/>
+          <w:szCs w:val="22"/>
+        </w:rPr>
+        <w:t xml:space="preserve">☐  </w:t>
+      </w:r>
+      <w:r>
+        <w:rPr>
+          <w:sz w:val="20"/>
+          <w:szCs w:val="20"/>
+        </w:rPr>
+        <w:t xml:space="preserve">I explained how the evidence proves my answer.</w:t>
+      </w:r>
+      <w:r>
+        <w:rPr>
+          <w:i/>
+          <w:iCs/>
+          <w:color w:val="5F6F80"/>
+          <w:sz w:val="18"/>
+          <w:szCs w:val="18"/>
+        </w:rPr>
+        <w:br/>
+        <w:t xml:space="preserve">Expliqué cómo la evidencia demuestra mi respuesta.</w:t>
+      </w:r>
+    </w:p>
+    <w:p>
+      <w:pPr>
+        <w:spacing w:after="80"/>
+      </w:pPr>
+      <w:r>
+        <w:rPr>
+          <w:b/>
+          <w:bCs/>
+          <w:color w:val="1FA6A2"/>
+          <w:sz w:val="22"/>
+          <w:szCs w:val="22"/>
+        </w:rPr>
+        <w:t xml:space="preserve">☐  </w:t>
+      </w:r>
+      <w:r>
+        <w:rPr>
+          <w:sz w:val="20"/>
+          <w:szCs w:val="20"/>
+        </w:rPr>
+        <w:t xml:space="preserve">I used at least two math words.</w:t>
+      </w:r>
+      <w:r>
+        <w:rPr>
+          <w:i/>
+          <w:iCs/>
+          <w:color w:val="5F6F80"/>
+          <w:sz w:val="18"/>
+          <w:szCs w:val="18"/>
+        </w:rPr>
+        <w:br/>
+        <w:t xml:space="preserve">Usé por lo menos dos palabras matemáticas.</w:t>
+      </w:r>
+    </w:p>
+    <w:p>
+      <w:pPr>
+        <w:spacing w:after="80"/>
+      </w:pPr>
+      <w:r>
+        <w:rPr>
+          <w:b/>
+          <w:bCs/>
+          <w:color w:val="1FA6A2"/>
+          <w:sz w:val="22"/>
+          <w:szCs w:val="22"/>
+        </w:rPr>
+        <w:t xml:space="preserve">☐  </w:t>
+      </w:r>
+      <w:r>
+        <w:rPr>
+          <w:sz w:val="20"/>
+          <w:szCs w:val="20"/>
+        </w:rPr>
+        <w:t xml:space="preserve">I reread complete sentences and punctuation.</w:t>
+      </w:r>
+      <w:r>
+        <w:rPr>
+          <w:i/>
+          <w:iCs/>
+          <w:color w:val="5F6F80"/>
+          <w:sz w:val="18"/>
+          <w:szCs w:val="18"/>
+        </w:rPr>
+        <w:br/>
+        <w:t xml:space="preserve">Volví a leer mis oraciones completas y la puntuación.</w:t>
+      </w:r>
+    </w:p>
+    <w:p>
+      <w:pPr>
+        <w:pStyle w:val="Heading1"/>
+        <w:pageBreakBefore/>
+        <w:pBdr>
+          <w:bottom w:val="single" w:color="1FA6A2" w:sz="14" w:space="6"/>
+        </w:pBdr>
+        <w:spacing w:after="140" w:before="0"/>
+      </w:pPr>
+      <w:r>
+        <w:rPr>
+          <w:b/>
+          <w:bCs/>
+          <w:color w:val="12355B"/>
+          <w:sz w:val="30"/>
+          <w:szCs w:val="30"/>
+        </w:rPr>
+        <w:t xml:space="preserve">Worked Example</w:t>
+      </w:r>
+    </w:p>
+    <w:p>
+      <w:pPr>
+        <w:pStyle w:val="Heading2"/>
+        <w:spacing w:after="80" w:before="180"/>
+      </w:pPr>
+      <w:r>
+        <w:rPr>
+          <w:b/>
+          <w:bCs/>
+          <w:color w:val="12355B"/>
+          <w:sz w:val="24"/>
+          <w:szCs w:val="24"/>
+        </w:rPr>
+        <w:t xml:space="preserve">Watch &amp; Read</w:t>
+      </w:r>
+      <w:r>
+        <w:rPr>
+          <w:i/>
+          <w:iCs/>
+          <w:color w:val="1FA6A2"/>
+          <w:sz w:val="19"/>
+          <w:szCs w:val="19"/>
+        </w:rPr>
+        <w:t xml:space="preserve">   I Do — follow along with your teacher</w:t>
+      </w:r>
+    </w:p>
+    <w:tbl>
+      <w:tblPr>
+        <w:tblW w:type="pct" w:w="100%"/>
+        <w:tblBorders>
+          <w:top w:val="single" w:color="1FA6A2" w:sz="8"/>
+          <w:left w:val="single" w:color="1FA6A2" w:sz="8"/>
+          <w:bottom w:val="single" w:color="1FA6A2" w:sz="8"/>
+          <w:right w:val="single" w:color="1FA6A2" w:sz="8"/>
+          <w:insideH w:val="single" w:color="auto" w:sz="4"/>
+          <w:insideV w:val="single" w:color="auto" w:sz="4"/>
+        </w:tblBorders>
+      </w:tblPr>
+      <w:tblGrid>
+        <w:gridCol w:w="100"/>
+      </w:tblGrid>
+      <w:tr>
+        <w:tc>
+          <w:tcPr>
+            <w:shd w:fill="E6F4F3" w:color="auto" w:val="clear"/>
+            <w:tcMar>
+              <w:top w:type="dxa" w:w="120"/>
+              <w:left w:type="dxa" w:w="180"/>
+              <w:bottom w:type="dxa" w:w="120"/>
+              <w:right w:type="dxa" w:w="180"/>
+            </w:tcMar>
+          </w:tcPr>
+          <w:p>
+            <w:pPr>
+              <w:spacing w:after="60"/>
+            </w:pPr>
+            <w:r>
+              <w:rPr>
+                <w:b/>
+                <w:bCs/>
+                <w:color w:val="12355B"/>
+                <w:sz w:val="22"/>
+                <w:szCs w:val="22"/>
+              </w:rPr>
+              <w:t xml:space="preserve">Case File: The Timeline</w:t>
+            </w:r>
+          </w:p>
+          <w:p>
+            <w:pPr>
+              <w:spacing w:after="0"/>
+            </w:pPr>
+            <w:r>
+              <w:rPr>
+                <w:sz w:val="21"/>
+                <w:szCs w:val="21"/>
+              </w:rPr>
+              <w:t xml:space="preserve">Detective Okafor is building a timeline. The suspect was seen at the scene no earlier than 2:00 PM, meaning the arrival time t satisfies t ≥ 2. She needs to plot this on a timeline to share with her team. How should she mark the number line?</w:t>
+            </w:r>
+          </w:p>
+        </w:tc>
+      </w:tr>
+    </w:tbl>
+    <w:p>
+      <w:pPr>
+        <w:spacing w:after="80"/>
+      </w:pPr>
+      <w:r>
+        <w:t xml:space="preserve"/>
+      </w:r>
+    </w:p>
+    <w:p>
+      <w:pPr>
+        <w:spacing w:after="50" w:before="60"/>
+      </w:pPr>
+      <w:r>
+        <w:rPr>
+          <w:b/>
+          <w:bCs/>
+          <w:color w:val="12355B"/>
+          <w:sz w:val="21"/>
+          <w:szCs w:val="21"/>
+        </w:rPr>
+        <w:t xml:space="preserve">Think about:</w:t>
+      </w:r>
+    </w:p>
+    <w:p>
+      <w:pPr>
+        <w:spacing w:after="40"/>
+        <w:ind w:left="300"/>
+      </w:pPr>
+      <w:r>
+        <w:rPr>
+          <w:sz w:val="20"/>
+          <w:szCs w:val="20"/>
+        </w:rPr>
+        <w:t xml:space="preserve">•  What does 'no earlier than 2:00 PM' mean about the time?</w:t>
+      </w:r>
+    </w:p>
+    <w:p>
+      <w:pPr>
+        <w:spacing w:after="40"/>
+        <w:ind w:left="300"/>
+      </w:pPr>
+      <w:r>
+        <w:rPr>
+          <w:sz w:val="20"/>
+          <w:szCs w:val="20"/>
+        </w:rPr>
+        <w:t xml:space="preserve">•  Should 2:00 PM itself be included?</w:t>
+      </w:r>
+    </w:p>
+    <w:p>
+      <w:pPr>
+        <w:spacing w:after="40"/>
+        <w:ind w:left="300"/>
+      </w:pPr>
+      <w:r>
+        <w:rPr>
+          <w:sz w:val="20"/>
+          <w:szCs w:val="20"/>
+        </w:rPr>
+        <w:t xml:space="preserve">•  Which direction on the number line would you shade?</w:t>
+      </w:r>
+    </w:p>
+    <w:p>
+      <w:pPr>
+        <w:spacing w:after="40"/>
+        <w:ind w:left="300"/>
+      </w:pPr>
+      <w:r>
+        <w:rPr>
+          <w:sz w:val="20"/>
+          <w:szCs w:val="20"/>
+        </w:rPr>
+        <w:t xml:space="preserve">•  What would the graph look like if the suspect arrived before 2:00 PM?</w:t>
+      </w:r>
+    </w:p>
+    <w:p>
+      <w:pPr>
+        <w:spacing w:after="40"/>
+        <w:ind w:left="300"/>
+      </w:pPr>
+      <w:r>
+        <w:rPr>
+          <w:sz w:val="20"/>
+          <w:szCs w:val="20"/>
+        </w:rPr>
+        <w:t xml:space="preserve">•  How would you show the difference between t &gt; 2 and t ≥ 2 on a number line?</w:t>
+      </w:r>
+    </w:p>
+    <w:p>
+      <w:pPr>
+        <w:pStyle w:val="Heading2"/>
+        <w:spacing w:after="80" w:before="180"/>
+      </w:pPr>
+      <w:r>
+        <w:rPr>
+          <w:b/>
+          <w:bCs/>
+          <w:color w:val="12355B"/>
+          <w:sz w:val="24"/>
+          <w:szCs w:val="24"/>
+        </w:rPr>
+        <w:t xml:space="preserve">Solved Example</w:t>
+      </w:r>
+      <w:r>
+        <w:rPr>
+          <w:i/>
+          <w:iCs/>
+          <w:color w:val="1FA6A2"/>
+          <w:sz w:val="19"/>
+          <w:szCs w:val="19"/>
+        </w:rPr>
+        <w:t xml:space="preserve">   I Do — watch each step</w:t>
+      </w:r>
+    </w:p>
+    <w:p>
+      <w:pPr>
+        <w:keepNext/>
+        <w:spacing w:after="40"/>
+      </w:pPr>
+      <w:r>
+        <w:rPr>
+          <w:b/>
+          <w:bCs/>
+          <w:color w:val="12355B"/>
+          <w:sz w:val="21"/>
+          <w:szCs w:val="21"/>
+        </w:rPr>
+        <w:t xml:space="preserve">Problem:  </w:t>
+      </w:r>
+      <w:r>
+        <w:rPr>
+          <w:sz w:val="21"/>
+          <w:szCs w:val="21"/>
+        </w:rPr>
+        <w:t xml:space="preserve">Which graph represents x &lt; 5?</w:t>
+      </w:r>
+    </w:p>
+    <w:p>
+      <w:pPr>
+        <w:spacing w:after="30"/>
+        <w:ind w:left="420"/>
+      </w:pPr>
+      <w:r>
+        <w:rPr>
+          <w:sz w:val="20"/>
+          <w:szCs w:val="20"/>
+        </w:rPr>
+        <w:t xml:space="preserve">A)  Open circle at 5, shaded left</w:t>
+      </w:r>
+    </w:p>
+    <w:p>
+      <w:pPr>
+        <w:spacing w:after="30"/>
+        <w:ind w:left="420"/>
+      </w:pPr>
+      <w:r>
+        <w:rPr>
+          <w:sz w:val="20"/>
+          <w:szCs w:val="20"/>
+        </w:rPr>
+        <w:t xml:space="preserve">B)  Closed circle at 5, shaded left</w:t>
+      </w:r>
+    </w:p>
+    <w:p>
+      <w:pPr>
+        <w:spacing w:after="30"/>
+        <w:ind w:left="420"/>
+      </w:pPr>
+      <w:r>
+        <w:rPr>
+          <w:sz w:val="20"/>
+          <w:szCs w:val="20"/>
+        </w:rPr>
+        <w:t xml:space="preserve">C)  Open circle at 5, shaded right</w:t>
+      </w:r>
+    </w:p>
+    <w:p>
+      <w:pPr>
+        <w:spacing w:after="30"/>
+        <w:ind w:left="420"/>
+      </w:pPr>
+      <w:r>
+        <w:rPr>
+          <w:sz w:val="20"/>
+          <w:szCs w:val="20"/>
+        </w:rPr>
+        <w:t xml:space="preserve">D)  Closed circle at 5, shaded right</w:t>
+      </w:r>
+    </w:p>
+    <w:p>
+      <w:pPr>
+        <w:spacing w:after="20" w:before="50"/>
+      </w:pPr>
+      <w:r>
+        <w:rPr>
+          <w:b/>
+          <w:bCs/>
+          <w:color w:val="1FA6A2"/>
+          <w:sz w:val="21"/>
+          <w:szCs w:val="21"/>
+        </w:rPr>
+        <w:t xml:space="preserve">Step 1:  </w:t>
+      </w:r>
+      <w:r>
+        <w:rPr>
+          <w:sz w:val="21"/>
+          <w:szCs w:val="21"/>
+        </w:rPr>
+        <w:t xml:space="preserve">x &lt; 5 means 5 is NOT included (open circle) and values less than 5 are shaded (left).</w:t>
+      </w:r>
+    </w:p>
+    <w:p>
+      <w:pPr>
+        <w:spacing w:after="40" w:before="60"/>
+      </w:pPr>
+      <w:r>
+        <w:rPr>
+          <w:b/>
+          <w:bCs/>
+          <w:color w:val="12355B"/>
+          <w:sz w:val="21"/>
+          <w:szCs w:val="21"/>
+        </w:rPr>
+        <w:t xml:space="preserve">Answer:  </w:t>
+      </w:r>
+      <w:r>
+        <w:rPr>
+          <w:b/>
+          <w:bCs/>
+          <w:sz w:val="21"/>
+          <w:szCs w:val="21"/>
+        </w:rPr>
+        <w:t xml:space="preserve">A. Open circle at 5, shaded left</w:t>
+      </w:r>
+    </w:p>
+    <w:p>
+      <w:pPr>
+        <w:pStyle w:val="Heading1"/>
+        <w:pageBreakBefore/>
+        <w:pBdr>
+          <w:bottom w:val="single" w:color="1FA6A2" w:sz="14" w:space="6"/>
+        </w:pBdr>
+        <w:spacing w:after="140" w:before="0"/>
+      </w:pPr>
+      <w:r>
+        <w:rPr>
+          <w:b/>
+          <w:bCs/>
+          <w:color w:val="12355B"/>
+          <w:sz w:val="30"/>
+          <w:szCs w:val="30"/>
+        </w:rPr>
+        <w:t xml:space="preserve">Guided Practice</w:t>
+      </w:r>
+    </w:p>
+    <w:p>
+      <w:pPr>
+        <w:pStyle w:val="Heading2"/>
+        <w:spacing w:after="80" w:before="180"/>
+      </w:pPr>
+      <w:r>
+        <w:rPr>
+          <w:b/>
+          <w:bCs/>
+          <w:color w:val="12355B"/>
+          <w:sz w:val="24"/>
+          <w:szCs w:val="24"/>
+        </w:rPr>
+        <w:t xml:space="preserve">Solve Together</w:t>
+      </w:r>
+      <w:r>
+        <w:rPr>
+          <w:i/>
+          <w:iCs/>
+          <w:color w:val="6B4FA0"/>
+          <w:sz w:val="19"/>
+          <w:szCs w:val="19"/>
+        </w:rPr>
+        <w:t xml:space="preserve">   We Do — work with your class</w:t>
+      </w:r>
+    </w:p>
+    <w:p>
+      <w:pPr>
+        <w:keepNext/>
+        <w:spacing w:after="40" w:before="40"/>
+      </w:pPr>
+      <w:r>
+        <w:rPr>
+          <w:b/>
+          <w:bCs/>
+          <w:color w:val="12355B"/>
+          <w:sz w:val="21"/>
+          <w:szCs w:val="21"/>
+        </w:rPr>
+        <w:t xml:space="preserve">Problem:  </w:t>
+      </w:r>
+      <w:r>
+        <w:rPr>
+          <w:sz w:val="21"/>
+          <w:szCs w:val="21"/>
+        </w:rPr>
+        <w:t xml:space="preserve">Which graph represents x ≥ 3?</w:t>
+      </w:r>
+    </w:p>
+    <w:p>
+      <w:pPr>
+        <w:spacing w:after="30"/>
+        <w:ind w:left="420"/>
+      </w:pPr>
+      <w:r>
+        <w:rPr>
+          <w:sz w:val="20"/>
+          <w:szCs w:val="20"/>
+        </w:rPr>
+        <w:t xml:space="preserve">A)  Closed circle at 3, shaded right</w:t>
+      </w:r>
+    </w:p>
+    <w:p>
+      <w:pPr>
+        <w:spacing w:after="30"/>
+        <w:ind w:left="420"/>
+      </w:pPr>
+      <w:r>
+        <w:rPr>
+          <w:sz w:val="20"/>
+          <w:szCs w:val="20"/>
+        </w:rPr>
+        <w:t xml:space="preserve">B)  Open circle at 3, shaded right</w:t>
+      </w:r>
+    </w:p>
+    <w:p>
+      <w:pPr>
+        <w:spacing w:after="30"/>
+        <w:ind w:left="420"/>
+      </w:pPr>
+      <w:r>
+        <w:rPr>
+          <w:sz w:val="20"/>
+          <w:szCs w:val="20"/>
+        </w:rPr>
+        <w:t xml:space="preserve">C)  Closed circle at 3, shaded left</w:t>
+      </w:r>
+    </w:p>
+    <w:p>
+      <w:pPr>
+        <w:spacing w:after="30"/>
+        <w:ind w:left="420"/>
+      </w:pPr>
+      <w:r>
+        <w:rPr>
+          <w:sz w:val="20"/>
+          <w:szCs w:val="20"/>
+        </w:rPr>
+        <w:t xml:space="preserve">D)  Open circle at 3, shaded left</w:t>
+      </w:r>
+    </w:p>
+    <w:p>
+      <w:pPr>
+        <w:keepNext/>
+        <w:spacing w:after="0" w:before="50"/>
+      </w:pPr>
+      <w:r>
+        <w:rPr>
+          <w:b/>
+          <w:bCs/>
+          <w:color w:val="6B4FA0"/>
+          <w:sz w:val="21"/>
+          <w:szCs w:val="21"/>
+        </w:rPr>
+        <w:t xml:space="preserve">Step 1:</w:t>
+      </w:r>
+    </w:p>
+    <w:p>
+      <w:pPr>
+        <w:pBdr>
+          <w:bottom w:val="single" w:color="AFBECC" w:sz="6"/>
+        </w:pBdr>
+        <w:spacing w:after="30" w:before="150"/>
+      </w:pPr>
+      <w:r>
+        <w:t xml:space="preserve"/>
+      </w:r>
+    </w:p>
+    <w:p>
+      <w:pPr>
+        <w:keepNext/>
+        <w:spacing w:after="0" w:before="50"/>
+      </w:pPr>
+      <w:r>
+        <w:rPr>
+          <w:b/>
+          <w:bCs/>
+          <w:color w:val="6B4FA0"/>
+          <w:sz w:val="21"/>
+          <w:szCs w:val="21"/>
+        </w:rPr>
+        <w:t xml:space="preserve">Step 2:</w:t>
+      </w:r>
+    </w:p>
+    <w:p>
+      <w:pPr>
+        <w:pBdr>
+          <w:bottom w:val="single" w:color="AFBECC" w:sz="6"/>
+        </w:pBdr>
+        <w:spacing w:after="30" w:before="150"/>
+      </w:pPr>
+      <w:r>
+        <w:t xml:space="preserve"/>
+      </w:r>
+    </w:p>
+    <w:p>
+      <w:pPr>
+        <w:keepNext/>
+        <w:spacing w:after="0" w:before="60"/>
+      </w:pPr>
+      <w:r>
+        <w:rPr>
+          <w:b/>
+          <w:bCs/>
+          <w:color w:val="12355B"/>
+          <w:sz w:val="21"/>
+          <w:szCs w:val="21"/>
+        </w:rPr>
+        <w:t xml:space="preserve">Answer:</w:t>
+      </w:r>
+    </w:p>
+    <w:p>
+      <w:pPr>
+        <w:pBdr>
+          <w:bottom w:val="single" w:color="AFBECC" w:sz="6"/>
+        </w:pBdr>
+        <w:spacing w:after="30" w:before="150"/>
+      </w:pPr>
+      <w:r>
+        <w:t xml:space="preserve"/>
+      </w:r>
+    </w:p>
+    <w:p>
+      <w:pPr>
+        <w:spacing w:after="80"/>
+      </w:pPr>
+      <w:r>
+        <w:t xml:space="preserve"/>
+      </w:r>
+    </w:p>
+    <w:tbl>
+      <w:tblPr>
+        <w:tblW w:type="pct" w:w="100%"/>
+        <w:tblBorders>
+          <w:top w:val="single" w:color="BBD0DE" w:sz="8"/>
+          <w:left w:val="single" w:color="BBD0DE" w:sz="8"/>
+          <w:bottom w:val="single" w:color="BBD0DE" w:sz="8"/>
+          <w:right w:val="single" w:color="BBD0DE" w:sz="8"/>
+          <w:insideH w:val="single" w:color="auto" w:sz="4"/>
+          <w:insideV w:val="single" w:color="auto" w:sz="4"/>
+        </w:tblBorders>
+      </w:tblPr>
+      <w:tblGrid>
+        <w:gridCol w:w="100"/>
+      </w:tblGrid>
+      <w:tr>
+        <w:tc>
+          <w:tcPr>
+            <w:shd w:fill="EEF4F8" w:color="auto" w:val="clear"/>
+            <w:tcMar>
+              <w:top w:type="dxa" w:w="120"/>
+              <w:left w:type="dxa" w:w="180"/>
+              <w:bottom w:type="dxa" w:w="120"/>
+              <w:right w:type="dxa" w:w="180"/>
+            </w:tcMar>
+          </w:tcPr>
+          <w:p>
+            <w:pPr>
               <w:spacing w:after="60"/>
             </w:pPr>
             <w:r>
@@ -3525,6 +4821,97 @@
           <w:szCs w:val="19"/>
         </w:rPr>
         <w:t xml:space="preserve">  — x ≥ 9 means 9 is included (closed circle) and values are 9 or greater (shaded right).</w:t>
+      </w:r>
+    </w:p>
+    <w:p>
+      <w:pPr>
+        <w:pStyle w:val="Heading2"/>
+        <w:spacing w:after="80" w:before="180"/>
+      </w:pPr>
+      <w:r>
+        <w:rPr>
+          <w:b/>
+          <w:bCs/>
+          <w:color w:val="12355B"/>
+          <w:sz w:val="24"/>
+          <w:szCs w:val="24"/>
+        </w:rPr>
+        <w:t xml:space="preserve">Math Writing Criteria</w:t>
+      </w:r>
+    </w:p>
+    <w:p>
+      <w:pPr>
+        <w:spacing w:after="100"/>
+      </w:pPr>
+      <w:r>
+        <w:rPr>
+          <w:i/>
+          <w:iCs/>
+          <w:color w:val="5F6F80"/>
+          <w:sz w:val="19"/>
+          <w:szCs w:val="19"/>
+        </w:rPr>
+        <w:t xml:space="preserve">The support level changes the amount of language scaffolding, not the mathematical expectation.</w:t>
+      </w:r>
+    </w:p>
+    <w:p>
+      <w:pPr>
+        <w:spacing w:after="80"/>
+      </w:pPr>
+      <w:r>
+        <w:rPr>
+          <w:sz w:val="20"/>
+          <w:szCs w:val="20"/>
+        </w:rPr>
+        <w:t xml:space="preserve">☐  I answered the question.</w:t>
+      </w:r>
+    </w:p>
+    <w:p>
+      <w:pPr>
+        <w:spacing w:after="80"/>
+      </w:pPr>
+      <w:r>
+        <w:rPr>
+          <w:sz w:val="20"/>
+          <w:szCs w:val="20"/>
+        </w:rPr>
+        <w:t xml:space="preserve">☐  I used math evidence: numbers, an equation, a model, or a comparison.</w:t>
+      </w:r>
+    </w:p>
+    <w:p>
+      <w:pPr>
+        <w:spacing w:after="80"/>
+      </w:pPr>
+      <w:r>
+        <w:rPr>
+          <w:sz w:val="20"/>
+          <w:szCs w:val="20"/>
+        </w:rPr>
+        <w:t xml:space="preserve">☐  I explained how the evidence proves my answer.</w:t>
+      </w:r>
+    </w:p>
+    <w:p>
+      <w:pPr>
+        <w:spacing w:after="80"/>
+      </w:pPr>
+      <w:r>
+        <w:rPr>
+          <w:sz w:val="20"/>
+          <w:szCs w:val="20"/>
+        </w:rPr>
+        <w:t xml:space="preserve">☐  I used at least two math words.</w:t>
+      </w:r>
+    </w:p>
+    <w:p>
+      <w:pPr>
+        <w:spacing w:after="80"/>
+      </w:pPr>
+      <w:r>
+        <w:rPr>
+          <w:sz w:val="20"/>
+          <w:szCs w:val="20"/>
+        </w:rPr>
+        <w:t xml:space="preserve">☐  I reread complete sentences and punctuation.</w:t>
       </w:r>
     </w:p>
     <w:sectPr>

--- a/lessons/7-5/downloads/7-5-notes-teacher.docx
+++ b/lessons/7-5/downloads/7-5-notes-teacher.docx
@@ -1447,7 +1447,7 @@
           <w:sz w:val="22"/>
           <w:szCs w:val="22"/>
         </w:rPr>
-        <w:t xml:space="preserve">__________  —  Plot a point by moving horizontally to its x-coordinate and vertically to its y-coordinate.</w:t>
+        <w:t xml:space="preserve">Plot a point by moving to its ___-coordinate first, then its ___-coordinate.</w:t>
       </w:r>
     </w:p>
     <w:p>

--- a/lessons/7-5/downloads/7-5-notes-teacher.docx
+++ b/lessons/7-5/downloads/7-5-notes-teacher.docx
@@ -219,10 +219,12 @@
     <w:p>
       <w:pPr>
         <w:pStyle w:val="Heading1"/>
+        <w:keepNext/>
+        <w:keepLines/>
         <w:pBdr>
           <w:bottom w:val="single" w:color="1FA6A2" w:sz="14" w:space="6"/>
         </w:pBdr>
-        <w:spacing w:after="140" w:before="260"/>
+        <w:spacing w:after="140" w:before="300"/>
       </w:pPr>
       <w:r>
         <w:rPr>
@@ -1331,10 +1333,12 @@
     <w:p>
       <w:pPr>
         <w:pStyle w:val="Heading1"/>
+        <w:keepNext/>
+        <w:keepLines/>
         <w:pBdr>
           <w:bottom w:val="single" w:color="1FA6A2" w:sz="14" w:space="6"/>
         </w:pBdr>
-        <w:spacing w:after="140" w:before="260"/>
+        <w:spacing w:after="140" w:before="300"/>
       </w:pPr>
       <w:r>
         <w:rPr>
@@ -1430,7 +1434,8 @@
     </w:p>
     <w:p>
       <w:pPr>
-        <w:spacing w:after="120" w:before="80"/>
+        <w:keepLines/>
+        <w:spacing w:after="260" w:before="200"/>
       </w:pPr>
       <w:r>
         <w:rPr>
@@ -1447,56 +1452,41 @@
           <w:sz w:val="22"/>
           <w:szCs w:val="22"/>
         </w:rPr>
-        <w:t xml:space="preserve">Plot a point by moving to its ___-coordinate first, then its ___-coordinate.</w:t>
-      </w:r>
-    </w:p>
-    <w:p>
-      <w:pPr>
-        <w:spacing w:after="120" w:before="80"/>
-      </w:pPr>
-      <w:r>
-        <w:rPr>
-          <w:b/>
-          <w:bCs/>
-          <w:color w:val="12355B"/>
+        <w:t xml:space="preserve">Plot a point by moving to its </w:t>
+      </w:r>
+      <w:r>
+        <w:rPr>
           <w:sz w:val="22"/>
           <w:szCs w:val="22"/>
         </w:rPr>
-        <w:t xml:space="preserve">2.  </w:t>
+        <w:t xml:space="preserve">________________</w:t>
       </w:r>
       <w:r>
         <w:rPr>
           <w:sz w:val="22"/>
           <w:szCs w:val="22"/>
         </w:rPr>
-        <w:t xml:space="preserve">The grid made by a horizontal and a vertical number line is the ___.</w:t>
-      </w:r>
-    </w:p>
-    <w:p>
-      <w:pPr>
-        <w:spacing w:after="120" w:before="80"/>
-      </w:pPr>
-      <w:r>
-        <w:rPr>
-          <w:b/>
-          <w:bCs/>
-          <w:color w:val="12355B"/>
+        <w:t xml:space="preserve">-coordinate first, then its </w:t>
+      </w:r>
+      <w:r>
+        <w:rPr>
           <w:sz w:val="22"/>
           <w:szCs w:val="22"/>
         </w:rPr>
-        <w:t xml:space="preserve">3.  </w:t>
+        <w:t xml:space="preserve">________________</w:t>
       </w:r>
       <w:r>
         <w:rPr>
           <w:sz w:val="22"/>
           <w:szCs w:val="22"/>
         </w:rPr>
-        <w:t xml:space="preserve">Two numbers (x, y) that tell the location of a point are an ___.</w:t>
-      </w:r>
-    </w:p>
-    <w:p>
-      <w:pPr>
-        <w:spacing w:after="120" w:before="80"/>
+        <w:t xml:space="preserve">-coordinate.</w:t>
+      </w:r>
+    </w:p>
+    <w:p>
+      <w:pPr>
+        <w:keepLines/>
+        <w:spacing w:after="260" w:before="200"/>
       </w:pPr>
       <w:r>
         <w:rPr>
@@ -1506,41 +1496,34 @@
           <w:sz w:val="22"/>
           <w:szCs w:val="22"/>
         </w:rPr>
-        <w:t xml:space="preserve">4.  </w:t>
+        <w:t xml:space="preserve">2.  </w:t>
       </w:r>
       <w:r>
         <w:rPr>
           <w:sz w:val="22"/>
           <w:szCs w:val="22"/>
         </w:rPr>
-        <w:t xml:space="preserve">The point (0, 0) where the x-axis and y-axis cross is the ___.</w:t>
-      </w:r>
-    </w:p>
-    <w:p>
-      <w:pPr>
-        <w:spacing w:after="120" w:before="80"/>
-      </w:pPr>
-      <w:r>
-        <w:rPr>
-          <w:b/>
-          <w:bCs/>
-          <w:color w:val="12355B"/>
+        <w:t xml:space="preserve">The grid made by a horizontal and a vertical number line is the </w:t>
+      </w:r>
+      <w:r>
+        <w:rPr>
           <w:sz w:val="22"/>
           <w:szCs w:val="22"/>
         </w:rPr>
-        <w:t xml:space="preserve">5.  </w:t>
+        <w:t xml:space="preserve">________________</w:t>
       </w:r>
       <w:r>
         <w:rPr>
           <w:sz w:val="22"/>
           <w:szCs w:val="22"/>
         </w:rPr>
-        <w:t xml:space="preserve">One of the four regions of the coordinate plane is a ___.</w:t>
-      </w:r>
-    </w:p>
-    <w:p>
-      <w:pPr>
-        <w:spacing w:after="120" w:before="80"/>
+        <w:t xml:space="preserve">.</w:t>
+      </w:r>
+    </w:p>
+    <w:p>
+      <w:pPr>
+        <w:keepLines/>
+        <w:spacing w:after="260" w:before="200"/>
       </w:pPr>
       <w:r>
         <w:rPr>
@@ -1550,46 +1533,187 @@
           <w:sz w:val="22"/>
           <w:szCs w:val="22"/>
         </w:rPr>
-        <w:t xml:space="preserve">6.  </w:t>
+        <w:t xml:space="preserve">3.  </w:t>
       </w:r>
       <w:r>
         <w:rPr>
           <w:sz w:val="22"/>
           <w:szCs w:val="22"/>
         </w:rPr>
-        <w:t xml:space="preserve">A flip of a point or shape over an axis is a ___.</w:t>
-      </w:r>
-    </w:p>
-    <w:p>
-      <w:pPr>
-        <w:spacing w:after="120" w:before="80"/>
-      </w:pPr>
-      <w:r>
-        <w:rPr>
-          <w:b/>
-          <w:bCs/>
-          <w:color w:val="12355B"/>
+        <w:t xml:space="preserve">Two numbers (x, y) that tell the location of a point are an </w:t>
+      </w:r>
+      <w:r>
+        <w:rPr>
           <w:sz w:val="22"/>
           <w:szCs w:val="22"/>
         </w:rPr>
-        <w:t xml:space="preserve">7.  </w:t>
+        <w:t xml:space="preserve">________________</w:t>
       </w:r>
       <w:r>
         <w:rPr>
           <w:sz w:val="22"/>
           <w:szCs w:val="22"/>
         </w:rPr>
-        <w:t xml:space="preserve">A whole number or its opposite, with no fraction part, is an ___.</w:t>
+        <w:t xml:space="preserve">.</w:t>
+      </w:r>
+    </w:p>
+    <w:p>
+      <w:pPr>
+        <w:keepLines/>
+        <w:spacing w:after="260" w:before="200"/>
+      </w:pPr>
+      <w:r>
+        <w:rPr>
+          <w:b/>
+          <w:bCs/>
+          <w:color w:val="12355B"/>
+          <w:sz w:val="22"/>
+          <w:szCs w:val="22"/>
+        </w:rPr>
+        <w:t xml:space="preserve">4.  </w:t>
+      </w:r>
+      <w:r>
+        <w:rPr>
+          <w:sz w:val="22"/>
+          <w:szCs w:val="22"/>
+        </w:rPr>
+        <w:t xml:space="preserve">The point (0, 0) where the x-axis and y-axis cross is the </w:t>
+      </w:r>
+      <w:r>
+        <w:rPr>
+          <w:sz w:val="22"/>
+          <w:szCs w:val="22"/>
+        </w:rPr>
+        <w:t xml:space="preserve">________________</w:t>
+      </w:r>
+      <w:r>
+        <w:rPr>
+          <w:sz w:val="22"/>
+          <w:szCs w:val="22"/>
+        </w:rPr>
+        <w:t xml:space="preserve">.</w:t>
+      </w:r>
+    </w:p>
+    <w:p>
+      <w:pPr>
+        <w:keepLines/>
+        <w:spacing w:after="260" w:before="200"/>
+      </w:pPr>
+      <w:r>
+        <w:rPr>
+          <w:b/>
+          <w:bCs/>
+          <w:color w:val="12355B"/>
+          <w:sz w:val="22"/>
+          <w:szCs w:val="22"/>
+        </w:rPr>
+        <w:t xml:space="preserve">5.  </w:t>
+      </w:r>
+      <w:r>
+        <w:rPr>
+          <w:sz w:val="22"/>
+          <w:szCs w:val="22"/>
+        </w:rPr>
+        <w:t xml:space="preserve">One of the four regions of the coordinate plane is a </w:t>
+      </w:r>
+      <w:r>
+        <w:rPr>
+          <w:sz w:val="22"/>
+          <w:szCs w:val="22"/>
+        </w:rPr>
+        <w:t xml:space="preserve">________________</w:t>
+      </w:r>
+      <w:r>
+        <w:rPr>
+          <w:sz w:val="22"/>
+          <w:szCs w:val="22"/>
+        </w:rPr>
+        <w:t xml:space="preserve">.</w:t>
+      </w:r>
+    </w:p>
+    <w:p>
+      <w:pPr>
+        <w:keepLines/>
+        <w:spacing w:after="260" w:before="200"/>
+      </w:pPr>
+      <w:r>
+        <w:rPr>
+          <w:b/>
+          <w:bCs/>
+          <w:color w:val="12355B"/>
+          <w:sz w:val="22"/>
+          <w:szCs w:val="22"/>
+        </w:rPr>
+        <w:t xml:space="preserve">6.  </w:t>
+      </w:r>
+      <w:r>
+        <w:rPr>
+          <w:sz w:val="22"/>
+          <w:szCs w:val="22"/>
+        </w:rPr>
+        <w:t xml:space="preserve">A flip of a point or shape over an axis is a </w:t>
+      </w:r>
+      <w:r>
+        <w:rPr>
+          <w:sz w:val="22"/>
+          <w:szCs w:val="22"/>
+        </w:rPr>
+        <w:t xml:space="preserve">________________</w:t>
+      </w:r>
+      <w:r>
+        <w:rPr>
+          <w:sz w:val="22"/>
+          <w:szCs w:val="22"/>
+        </w:rPr>
+        <w:t xml:space="preserve">.</w:t>
+      </w:r>
+    </w:p>
+    <w:p>
+      <w:pPr>
+        <w:keepLines/>
+        <w:spacing w:after="260" w:before="200"/>
+      </w:pPr>
+      <w:r>
+        <w:rPr>
+          <w:b/>
+          <w:bCs/>
+          <w:color w:val="12355B"/>
+          <w:sz w:val="22"/>
+          <w:szCs w:val="22"/>
+        </w:rPr>
+        <w:t xml:space="preserve">7.  </w:t>
+      </w:r>
+      <w:r>
+        <w:rPr>
+          <w:sz w:val="22"/>
+          <w:szCs w:val="22"/>
+        </w:rPr>
+        <w:t xml:space="preserve">A whole number or its opposite, with no fraction part, is an </w:t>
+      </w:r>
+      <w:r>
+        <w:rPr>
+          <w:sz w:val="22"/>
+          <w:szCs w:val="22"/>
+        </w:rPr>
+        <w:t xml:space="preserve">________________</w:t>
+      </w:r>
+      <w:r>
+        <w:rPr>
+          <w:sz w:val="22"/>
+          <w:szCs w:val="22"/>
+        </w:rPr>
+        <w:t xml:space="preserve">.</w:t>
       </w:r>
     </w:p>
     <w:p>
       <w:pPr>
         <w:pStyle w:val="Heading1"/>
-        <w:pageBreakBefore/>
+        <w:keepNext/>
+        <w:keepLines/>
         <w:pBdr>
           <w:bottom w:val="single" w:color="1FA6A2" w:sz="14" w:space="6"/>
         </w:pBdr>
-        <w:spacing w:after="140" w:before="0"/>
+        <w:spacing w:after="140" w:before="300"/>
       </w:pPr>
       <w:r>
         <w:rPr>
@@ -2870,11 +2994,12 @@
     <w:p>
       <w:pPr>
         <w:pStyle w:val="Heading1"/>
-        <w:pageBreakBefore/>
+        <w:keepNext/>
+        <w:keepLines/>
         <w:pBdr>
           <w:bottom w:val="single" w:color="1FA6A2" w:sz="14" w:space="6"/>
         </w:pBdr>
-        <w:spacing w:after="140" w:before="0"/>
+        <w:spacing w:after="140" w:before="300"/>
       </w:pPr>
       <w:r>
         <w:rPr>
@@ -3229,11 +3354,12 @@
     <w:p>
       <w:pPr>
         <w:pStyle w:val="Heading1"/>
-        <w:pageBreakBefore/>
+        <w:keepNext/>
+        <w:keepLines/>
         <w:pBdr>
           <w:bottom w:val="single" w:color="1FA6A2" w:sz="14" w:space="6"/>
         </w:pBdr>
-        <w:spacing w:after="140" w:before="0"/>
+        <w:spacing w:after="140" w:before="300"/>
       </w:pPr>
       <w:r>
         <w:rPr>
@@ -4035,11 +4161,12 @@
     <w:p>
       <w:pPr>
         <w:pStyle w:val="Heading1"/>
-        <w:pageBreakBefore/>
+        <w:keepNext/>
+        <w:keepLines/>
         <w:pBdr>
           <w:bottom w:val="single" w:color="1FA6A2" w:sz="14" w:space="6"/>
         </w:pBdr>
-        <w:spacing w:after="140" w:before="0"/>
+        <w:spacing w:after="140" w:before="300"/>
       </w:pPr>
       <w:r>
         <w:rPr>
@@ -4252,11 +4379,12 @@
     <w:p>
       <w:pPr>
         <w:pStyle w:val="Heading1"/>
-        <w:pageBreakBefore/>
+        <w:keepNext/>
+        <w:keepLines/>
         <w:pBdr>
           <w:bottom w:val="single" w:color="1FA6A2" w:sz="14" w:space="6"/>
         </w:pBdr>
-        <w:spacing w:after="140" w:before="0"/>
+        <w:spacing w:after="140" w:before="300"/>
       </w:pPr>
       <w:r>
         <w:rPr>
@@ -4369,6 +4497,8 @@
     <w:p>
       <w:pPr>
         <w:pStyle w:val="Heading1"/>
+        <w:keepNext/>
+        <w:keepLines/>
         <w:pageBreakBefore/>
         <w:pBdr>
           <w:bottom w:val="single" w:color="1FA6A2" w:sz="14" w:space="6"/>

--- a/lessons/7-5/downloads/7-5-notes-teacher.docx
+++ b/lessons/7-5/downloads/7-5-notes-teacher.docx
@@ -1726,47 +1726,6 @@
         <w:t xml:space="preserve">Write About the Math</w:t>
       </w:r>
     </w:p>
-    <w:p>
-      <w:pPr>
-        <w:spacing w:after="100"/>
-      </w:pPr>
-      <w:r>
-        <w:rPr>
-          <w:i/>
-          <w:iCs/>
-          <w:color w:val="5F6F80"/>
-          <w:sz w:val="19"/>
-          <w:szCs w:val="19"/>
-        </w:rPr>
-        <w:t xml:space="preserve">Use the support level you need. Every level answers the same math question.</w:t>
-      </w:r>
-    </w:p>
-    <w:p>
-      <w:pPr>
-        <w:pStyle w:val="Heading2"/>
-        <w:spacing w:after="80" w:before="180"/>
-      </w:pPr>
-      <w:r>
-        <w:rPr>
-          <w:b/>
-          <w:bCs/>
-          <w:color w:val="12355B"/>
-          <w:sz w:val="24"/>
-          <w:szCs w:val="24"/>
-        </w:rPr>
-        <w:t xml:space="preserve">1. Understand the Question</w:t>
-      </w:r>
-      <w:r>
-        <w:rPr>
-          <w:i/>
-          <w:iCs/>
-          <w:color w:val="B97A12"/>
-          <w:sz w:val="19"/>
-          <w:szCs w:val="19"/>
-        </w:rPr>
-        <w:t xml:space="preserve">   explain</w:t>
-      </w:r>
-    </w:p>
     <w:tbl>
       <w:tblPr>
         <w:tblW w:type="pct" w:w="100%"/>
@@ -1805,344 +1764,6 @@
               </w:rPr>
               <w:t xml:space="preserve">How do ordered pairs help the drone navigate? What shape does the flight path make?</w:t>
             </w:r>
-          </w:p>
-          <w:p>
-            <w:pPr>
-              <w:spacing w:after="0"/>
-            </w:pPr>
-            <w:r>
-              <w:rPr>
-                <w:b/>
-                <w:bCs/>
-                <w:color w:val="12355B"/>
-                <w:sz w:val="20"/>
-                <w:szCs w:val="20"/>
-              </w:rPr>
-              <w:t xml:space="preserve">Your job:  </w:t>
-            </w:r>
-            <w:r>
-              <w:rPr>
-                <w:sz w:val="20"/>
-                <w:szCs w:val="20"/>
-              </w:rPr>
-              <w:t xml:space="preserve">Answer the question. Use math evidence. Explain how the evidence proves your answer.</w:t>
-            </w:r>
-            <w:r>
-              <w:rPr>
-                <w:i/>
-                <w:iCs/>
-                <w:color w:val="5F6F80"/>
-                <w:sz w:val="18"/>
-                <w:szCs w:val="18"/>
-              </w:rPr>
-              <w:br/>
-              <w:t xml:space="preserve">Responde la pregunta. Usa evidencia matemática. Explica cómo la evidencia demuestra tu respuesta.</w:t>
-            </w:r>
-          </w:p>
-        </w:tc>
-      </w:tr>
-    </w:tbl>
-    <w:p>
-      <w:pPr>
-        <w:pStyle w:val="Heading2"/>
-        <w:spacing w:after="80" w:before="180"/>
-      </w:pPr>
-      <w:r>
-        <w:rPr>
-          <w:b/>
-          <w:bCs/>
-          <w:color w:val="12355B"/>
-          <w:sz w:val="24"/>
-          <w:szCs w:val="24"/>
-        </w:rPr>
-        <w:t xml:space="preserve">2. Plan Your Math Words</w:t>
-      </w:r>
-      <w:r>
-        <w:rPr>
-          <w:i/>
-          <w:iCs/>
-          <w:color w:val="1FA6A2"/>
-          <w:sz w:val="19"/>
-          <w:szCs w:val="19"/>
-        </w:rPr>
-        <w:t xml:space="preserve">   check at least two</w:t>
-      </w:r>
-    </w:p>
-    <w:p>
-      <w:pPr>
-        <w:spacing w:after="60"/>
-      </w:pPr>
-      <w:r>
-        <w:rPr>
-          <w:b/>
-          <w:bCs/>
-          <w:color w:val="1FA6A2"/>
-          <w:sz w:val="22"/>
-          <w:szCs w:val="22"/>
-        </w:rPr>
-        <w:t xml:space="preserve">☐  </w:t>
-      </w:r>
-      <w:r>
-        <w:rPr>
-          <w:b/>
-          <w:bCs/>
-          <w:color w:val="12355B"/>
-          <w:sz w:val="20"/>
-          <w:szCs w:val="20"/>
-        </w:rPr>
-        <w:t xml:space="preserve">Graph on the Coordinate Plane — </w:t>
-      </w:r>
-      <w:r>
-        <w:rPr>
-          <w:sz w:val="20"/>
-          <w:szCs w:val="20"/>
-        </w:rPr>
-        <w:t xml:space="preserve">Plot a point by moving horizontally to its x-coordinate and vertically to its y-coordinate.</w:t>
-      </w:r>
-      <w:r>
-        <w:rPr>
-          <w:i/>
-          <w:iCs/>
-          <w:color w:val="5F6F80"/>
-          <w:sz w:val="18"/>
-          <w:szCs w:val="18"/>
-        </w:rPr>
-        <w:br/>
-        <w:t xml:space="preserve">Representar en el plano de coordenadas — Ubicar un punto moviéndose horizontalmente hasta su coordenada x y verticalmente hasta su coordenada y.</w:t>
-      </w:r>
-    </w:p>
-    <w:p>
-      <w:pPr>
-        <w:spacing w:after="60"/>
-      </w:pPr>
-      <w:r>
-        <w:rPr>
-          <w:b/>
-          <w:bCs/>
-          <w:color w:val="1FA6A2"/>
-          <w:sz w:val="22"/>
-          <w:szCs w:val="22"/>
-        </w:rPr>
-        <w:t xml:space="preserve">☐  </w:t>
-      </w:r>
-      <w:r>
-        <w:rPr>
-          <w:b/>
-          <w:bCs/>
-          <w:color w:val="12355B"/>
-          <w:sz w:val="20"/>
-          <w:szCs w:val="20"/>
-        </w:rPr>
-        <w:t xml:space="preserve">Coordinate plane — </w:t>
-      </w:r>
-      <w:r>
-        <w:rPr>
-          <w:sz w:val="20"/>
-          <w:szCs w:val="20"/>
-        </w:rPr>
-        <w:t xml:space="preserve">A grid with a line going across and a line going up to plot points.</w:t>
-      </w:r>
-      <w:r>
-        <w:rPr>
-          <w:i/>
-          <w:iCs/>
-          <w:color w:val="5F6F80"/>
-          <w:sz w:val="18"/>
-          <w:szCs w:val="18"/>
-        </w:rPr>
-        <w:br/>
-        <w:t xml:space="preserve">Plano cartesiano — Una cuadrícula con una línea horizontal y una vertical para marcar puntos.</w:t>
-      </w:r>
-    </w:p>
-    <w:p>
-      <w:pPr>
-        <w:spacing w:after="60"/>
-      </w:pPr>
-      <w:r>
-        <w:rPr>
-          <w:b/>
-          <w:bCs/>
-          <w:color w:val="1FA6A2"/>
-          <w:sz w:val="22"/>
-          <w:szCs w:val="22"/>
-        </w:rPr>
-        <w:t xml:space="preserve">☐  </w:t>
-      </w:r>
-      <w:r>
-        <w:rPr>
-          <w:b/>
-          <w:bCs/>
-          <w:color w:val="12355B"/>
-          <w:sz w:val="20"/>
-          <w:szCs w:val="20"/>
-        </w:rPr>
-        <w:t xml:space="preserve">Ordered pair — </w:t>
-      </w:r>
-      <w:r>
-        <w:rPr>
-          <w:sz w:val="20"/>
-          <w:szCs w:val="20"/>
-        </w:rPr>
-        <w:t xml:space="preserve">Two numbers (x, y) that tell where a point is on a grid.</w:t>
-      </w:r>
-      <w:r>
-        <w:rPr>
-          <w:i/>
-          <w:iCs/>
-          <w:color w:val="5F6F80"/>
-          <w:sz w:val="18"/>
-          <w:szCs w:val="18"/>
-        </w:rPr>
-        <w:br/>
-        <w:t xml:space="preserve">Par ordenado — Dos números (x, y) que dicen dónde está un punto en una cuadrícula.</w:t>
-      </w:r>
-    </w:p>
-    <w:p>
-      <w:pPr>
-        <w:spacing w:after="60"/>
-      </w:pPr>
-      <w:r>
-        <w:rPr>
-          <w:b/>
-          <w:bCs/>
-          <w:color w:val="1FA6A2"/>
-          <w:sz w:val="22"/>
-          <w:szCs w:val="22"/>
-        </w:rPr>
-        <w:t xml:space="preserve">☐  </w:t>
-      </w:r>
-      <w:r>
-        <w:rPr>
-          <w:b/>
-          <w:bCs/>
-          <w:color w:val="12355B"/>
-          <w:sz w:val="20"/>
-          <w:szCs w:val="20"/>
-        </w:rPr>
-        <w:t xml:space="preserve">Origin — </w:t>
-      </w:r>
-      <w:r>
-        <w:rPr>
-          <w:sz w:val="20"/>
-          <w:szCs w:val="20"/>
-        </w:rPr>
-        <w:t xml:space="preserve">The point (0, 0) where the two grid lines cross.</w:t>
-      </w:r>
-      <w:r>
-        <w:rPr>
-          <w:i/>
-          <w:iCs/>
-          <w:color w:val="5F6F80"/>
-          <w:sz w:val="18"/>
-          <w:szCs w:val="18"/>
-        </w:rPr>
-        <w:br/>
-        <w:t xml:space="preserve">Origen — El punto (0, 0) donde se cruzan las dos líneas de la cuadrícula.</w:t>
-      </w:r>
-    </w:p>
-    <w:p>
-      <w:pPr>
-        <w:spacing w:after="60"/>
-      </w:pPr>
-      <w:r>
-        <w:rPr>
-          <w:b/>
-          <w:bCs/>
-          <w:color w:val="1FA6A2"/>
-          <w:sz w:val="22"/>
-          <w:szCs w:val="22"/>
-        </w:rPr>
-        <w:t xml:space="preserve">☐  </w:t>
-      </w:r>
-      <w:r>
-        <w:rPr>
-          <w:b/>
-          <w:bCs/>
-          <w:color w:val="12355B"/>
-          <w:sz w:val="20"/>
-          <w:szCs w:val="20"/>
-        </w:rPr>
-        <w:t xml:space="preserve">Quadrant — </w:t>
-      </w:r>
-      <w:r>
-        <w:rPr>
-          <w:sz w:val="20"/>
-          <w:szCs w:val="20"/>
-        </w:rPr>
-        <w:t xml:space="preserve">One of the four parts of a coordinate grid, numbered I to IV.</w:t>
-      </w:r>
-      <w:r>
-        <w:rPr>
-          <w:i/>
-          <w:iCs/>
-          <w:color w:val="5F6F80"/>
-          <w:sz w:val="18"/>
-          <w:szCs w:val="18"/>
-        </w:rPr>
-        <w:br/>
-        <w:t xml:space="preserve">Cuadrante — Una de las cuatro partes de una cuadrícula de coordenadas, numeradas I a IV.</w:t>
-      </w:r>
-    </w:p>
-    <w:tbl>
-      <w:tblPr>
-        <w:tblW w:type="pct" w:w="100%"/>
-        <w:tblBorders>
-          <w:top w:val="single" w:color="1FA6A2" w:sz="8"/>
-          <w:left w:val="single" w:color="1FA6A2" w:sz="8"/>
-          <w:bottom w:val="single" w:color="1FA6A2" w:sz="8"/>
-          <w:right w:val="single" w:color="1FA6A2" w:sz="8"/>
-          <w:insideH w:val="single" w:color="auto" w:sz="4"/>
-          <w:insideV w:val="single" w:color="auto" w:sz="4"/>
-        </w:tblBorders>
-      </w:tblPr>
-      <w:tblGrid>
-        <w:gridCol w:w="100"/>
-      </w:tblGrid>
-      <w:tr>
-        <w:tc>
-          <w:tcPr>
-            <w:shd w:fill="F7FFFD" w:color="auto" w:val="clear"/>
-            <w:tcMar>
-              <w:top w:type="dxa" w:w="120"/>
-              <w:left w:type="dxa" w:w="180"/>
-              <w:bottom w:type="dxa" w:w="120"/>
-              <w:right w:type="dxa" w:w="180"/>
-            </w:tcMar>
-          </w:tcPr>
-          <w:p>
-            <w:pPr>
-              <w:spacing w:after="50"/>
-            </w:pPr>
-            <w:r>
-              <w:rPr>
-                <w:b/>
-                <w:bCs/>
-                <w:color w:val="1FA6A2"/>
-                <w:sz w:val="20"/>
-                <w:szCs w:val="20"/>
-              </w:rPr>
-              <w:t xml:space="preserve">Say it first:  </w:t>
-            </w:r>
-            <w:r>
-              <w:rPr>
-                <w:sz w:val="20"/>
-                <w:szCs w:val="20"/>
-              </w:rPr>
-              <w:t xml:space="preserve">Say your idea to a partner or quietly to yourself before you write.</w:t>
-            </w:r>
-          </w:p>
-          <w:p>
-            <w:pPr>
-              <w:spacing w:after="60"/>
-            </w:pPr>
-            <w:r>
-              <w:rPr>
-                <w:color w:val="1A2733"/>
-                <w:sz w:val="21"/>
-                <w:szCs w:val="21"/>
-              </w:rPr>
-              <w:t xml:space="preserve">The drone uses ordered pairs because the first number controls ___ movement and the second controls ___. The path makes a ___ shape.</w:t>
-            </w:r>
             <w:r>
               <w:rPr>
                 <w:i/>
@@ -2152,7 +1773,7 @@
                 <w:szCs w:val="19"/>
               </w:rPr>
               <w:br/>
-              <w:t xml:space="preserve">Di tu respuesta primero: Mi respuesta es ___ porque ___.</w:t>
+              <w:t xml:space="preserve">¿Cómo ayudan los pares ordenados a que el dron navegue? ¿Qué forma hace la ruta de vuelo?</w:t>
             </w:r>
           </w:p>
         </w:tc>
@@ -2160,28 +1781,192 @@
     </w:tbl>
     <w:p>
       <w:pPr>
-        <w:pStyle w:val="Heading2"/>
-        <w:spacing w:after="80" w:before="180"/>
-      </w:pPr>
-      <w:r>
-        <w:rPr>
-          <w:b/>
-          <w:bCs/>
-          <w:color w:val="12355B"/>
-          <w:sz w:val="24"/>
-          <w:szCs w:val="24"/>
-        </w:rPr>
-        <w:t xml:space="preserve">3. Build Your Explanation</w:t>
-      </w:r>
+        <w:spacing w:after="100"/>
+      </w:pPr>
       <w:r>
         <w:rPr>
           <w:i/>
           <w:iCs/>
-          <w:color w:val="B97A12"/>
+          <w:color w:val="5F6F80"/>
           <w:sz w:val="19"/>
           <w:szCs w:val="19"/>
         </w:rPr>
-        <w:t xml:space="preserve">   choose your support</w:t>
+        <w:t xml:space="preserve">Say your answer to a partner first. Then write it, using at least two of these words:</w:t>
+      </w:r>
+    </w:p>
+    <w:p>
+      <w:pPr>
+        <w:spacing w:after="40"/>
+      </w:pPr>
+      <w:r>
+        <w:rPr>
+          <w:b/>
+          <w:bCs/>
+          <w:color w:val="1FA6A2"/>
+          <w:sz w:val="22"/>
+          <w:szCs w:val="22"/>
+        </w:rPr>
+        <w:t xml:space="preserve">☐  </w:t>
+      </w:r>
+      <w:r>
+        <w:rPr>
+          <w:b/>
+          <w:bCs/>
+          <w:color w:val="12355B"/>
+          <w:sz w:val="20"/>
+          <w:szCs w:val="20"/>
+        </w:rPr>
+        <w:t xml:space="preserve">Coordinate plane</w:t>
+      </w:r>
+      <w:r>
+        <w:rPr>
+          <w:i/>
+          <w:iCs/>
+          <w:color w:val="5F6F80"/>
+          <w:sz w:val="18"/>
+          <w:szCs w:val="18"/>
+        </w:rPr>
+        <w:t xml:space="preserve">  ·  Plano cartesiano</w:t>
+      </w:r>
+    </w:p>
+    <w:p>
+      <w:pPr>
+        <w:spacing w:after="40"/>
+      </w:pPr>
+      <w:r>
+        <w:rPr>
+          <w:b/>
+          <w:bCs/>
+          <w:color w:val="1FA6A2"/>
+          <w:sz w:val="22"/>
+          <w:szCs w:val="22"/>
+        </w:rPr>
+        <w:t xml:space="preserve">☐  </w:t>
+      </w:r>
+      <w:r>
+        <w:rPr>
+          <w:b/>
+          <w:bCs/>
+          <w:color w:val="12355B"/>
+          <w:sz w:val="20"/>
+          <w:szCs w:val="20"/>
+        </w:rPr>
+        <w:t xml:space="preserve">Ordered pair</w:t>
+      </w:r>
+      <w:r>
+        <w:rPr>
+          <w:i/>
+          <w:iCs/>
+          <w:color w:val="5F6F80"/>
+          <w:sz w:val="18"/>
+          <w:szCs w:val="18"/>
+        </w:rPr>
+        <w:t xml:space="preserve">  ·  Par ordenado</w:t>
+      </w:r>
+    </w:p>
+    <w:p>
+      <w:pPr>
+        <w:spacing w:after="40"/>
+      </w:pPr>
+      <w:r>
+        <w:rPr>
+          <w:b/>
+          <w:bCs/>
+          <w:color w:val="1FA6A2"/>
+          <w:sz w:val="22"/>
+          <w:szCs w:val="22"/>
+        </w:rPr>
+        <w:t xml:space="preserve">☐  </w:t>
+      </w:r>
+      <w:r>
+        <w:rPr>
+          <w:b/>
+          <w:bCs/>
+          <w:color w:val="12355B"/>
+          <w:sz w:val="20"/>
+          <w:szCs w:val="20"/>
+        </w:rPr>
+        <w:t xml:space="preserve">Origin</w:t>
+      </w:r>
+      <w:r>
+        <w:rPr>
+          <w:i/>
+          <w:iCs/>
+          <w:color w:val="5F6F80"/>
+          <w:sz w:val="18"/>
+          <w:szCs w:val="18"/>
+        </w:rPr>
+        <w:t xml:space="preserve">  ·  Origen</w:t>
+      </w:r>
+    </w:p>
+    <w:p>
+      <w:pPr>
+        <w:spacing w:after="40"/>
+      </w:pPr>
+      <w:r>
+        <w:rPr>
+          <w:b/>
+          <w:bCs/>
+          <w:color w:val="1FA6A2"/>
+          <w:sz w:val="22"/>
+          <w:szCs w:val="22"/>
+        </w:rPr>
+        <w:t xml:space="preserve">☐  </w:t>
+      </w:r>
+      <w:r>
+        <w:rPr>
+          <w:b/>
+          <w:bCs/>
+          <w:color w:val="12355B"/>
+          <w:sz w:val="20"/>
+          <w:szCs w:val="20"/>
+        </w:rPr>
+        <w:t xml:space="preserve">Quadrant</w:t>
+      </w:r>
+      <w:r>
+        <w:rPr>
+          <w:i/>
+          <w:iCs/>
+          <w:color w:val="5F6F80"/>
+          <w:sz w:val="18"/>
+          <w:szCs w:val="18"/>
+        </w:rPr>
+        <w:t xml:space="preserve">  ·  Cuadrante</w:t>
+      </w:r>
+    </w:p>
+    <w:p>
+      <w:pPr>
+        <w:spacing w:after="40"/>
+      </w:pPr>
+      <w:r>
+        <w:rPr>
+          <w:b/>
+          <w:bCs/>
+          <w:color w:val="1FA6A2"/>
+          <w:sz w:val="22"/>
+          <w:szCs w:val="22"/>
+        </w:rPr>
+        <w:t xml:space="preserve">☐  </w:t>
+      </w:r>
+      <w:r>
+        <w:rPr>
+          <w:b/>
+          <w:bCs/>
+          <w:color w:val="12355B"/>
+          <w:sz w:val="20"/>
+          <w:szCs w:val="20"/>
+        </w:rPr>
+        <w:t xml:space="preserve">Reflection</w:t>
+      </w:r>
+      <w:r>
+        <w:rPr>
+          <w:i/>
+          <w:iCs/>
+          <w:color w:val="5F6F80"/>
+          <w:sz w:val="18"/>
+          <w:szCs w:val="18"/>
+        </w:rPr>
+        <w:t xml:space="preserve">  ·  Reflexión</w:t>
       </w:r>
     </w:p>
     <w:tbl>
@@ -2212,21 +1997,6 @@
           </w:tcPr>
           <w:p>
             <w:pPr>
-              <w:spacing w:after="50"/>
-            </w:pPr>
-            <w:r>
-              <w:rPr>
-                <w:i/>
-                <w:iCs/>
-                <w:color w:val="5F6F80"/>
-                <w:sz w:val="19"/>
-                <w:szCs w:val="19"/>
-              </w:rPr>
-              <w:t xml:space="preserve">This model shows the parts of an explanation. It does not answer your writing question.</w:t>
-            </w:r>
-          </w:p>
-          <w:p>
-            <w:pPr>
               <w:spacing w:after="80"/>
             </w:pPr>
             <w:r>
@@ -2237,58 +2007,14 @@
                 <w:sz w:val="19"/>
                 <w:szCs w:val="19"/>
               </w:rPr>
-              <w:t xml:space="preserve">Claim:  </w:t>
+              <w:t xml:space="preserve">Model:  </w:t>
             </w:r>
             <w:r>
               <w:rPr>
                 <w:sz w:val="19"/>
                 <w:szCs w:val="19"/>
               </w:rPr>
-              <w:t xml:space="preserve">We start at the origin and move along the x-axis first because ___.</w:t>
-            </w:r>
-          </w:p>
-          <w:p>
-            <w:pPr>
-              <w:spacing w:after="80"/>
-            </w:pPr>
-            <w:r>
-              <w:rPr>
-                <w:b/>
-                <w:bCs/>
-                <w:color w:val="12355B"/>
-                <w:sz w:val="19"/>
-                <w:szCs w:val="19"/>
-              </w:rPr>
-              <w:t xml:space="preserve">Evidence:  </w:t>
-            </w:r>
-            <w:r>
-              <w:rPr>
-                <w:sz w:val="19"/>
-                <w:szCs w:val="19"/>
-              </w:rPr>
-              <w:t xml:space="preserve">Student states the x-coordinate is the sideways (horizontal) move and the y-coordinate is the up/down (vertical) move, both starting from the origin.</w:t>
-            </w:r>
-          </w:p>
-          <w:p>
-            <w:pPr>
-              <w:spacing w:after="80"/>
-            </w:pPr>
-            <w:r>
-              <w:rPr>
-                <w:b/>
-                <w:bCs/>
-                <w:color w:val="12355B"/>
-                <w:sz w:val="19"/>
-                <w:szCs w:val="19"/>
-              </w:rPr>
-              <w:t xml:space="preserve">Reasoning:  </w:t>
-            </w:r>
-            <w:r>
-              <w:rPr>
-                <w:sz w:val="19"/>
-                <w:szCs w:val="19"/>
-              </w:rPr>
-              <w:t xml:space="preserve">This evidence connects the definition of coordinate plane to the mathematical claim.</w:t>
+              <w:t xml:space="preserve">We start at the origin and move along the x-axis first because ___. — Student states the x-coordinate is the sideways (horizontal) move and the y-coordinate is the up/down (vertical) move, both starting from the origin.</w:t>
             </w:r>
           </w:p>
         </w:tc>
@@ -2367,7 +2093,7 @@
           <w:sz w:val="21"/>
           <w:szCs w:val="21"/>
         </w:rPr>
-        <w:t xml:space="preserve">My answer is ___.</w:t>
+        <w:t xml:space="preserve">My answer is ___ because ___.</w:t>
       </w:r>
       <w:r>
         <w:rPr>
@@ -2378,7 +2104,7 @@
           <w:szCs w:val="19"/>
         </w:rPr>
         <w:br/>
-        <w:t xml:space="preserve">Mi respuesta es ___.</w:t>
+        <w:t xml:space="preserve">Mi respuesta es ___ porque ___.</w:t>
       </w:r>
     </w:p>
     <w:tbl>
@@ -2518,7 +2244,7 @@
           <w:sz w:val="21"/>
           <w:szCs w:val="21"/>
         </w:rPr>
-        <w:t xml:space="preserve">I know because ___.</w:t>
+        <w:t xml:space="preserve">My evidence is ___, so ___.</w:t>
       </w:r>
       <w:r>
         <w:rPr>
@@ -2529,31 +2255,7 @@
           <w:szCs w:val="19"/>
         </w:rPr>
         <w:br/>
-        <w:t xml:space="preserve">Lo sé porque ___.</w:t>
-      </w:r>
-    </w:p>
-    <w:p>
-      <w:pPr>
-        <w:spacing w:after="60"/>
-      </w:pPr>
-      <w:r>
-        <w:rPr>
-          <w:color w:val="1A2733"/>
-          <w:sz w:val="21"/>
-          <w:szCs w:val="21"/>
-        </w:rPr>
-        <w:t xml:space="preserve">So ___.</w:t>
-      </w:r>
-      <w:r>
-        <w:rPr>
-          <w:i/>
-          <w:iCs/>
-          <w:color w:val="5F6F80"/>
-          <w:sz w:val="19"/>
-          <w:szCs w:val="19"/>
-        </w:rPr>
-        <w:br/>
-        <w:t xml:space="preserve">Entonces ___.</w:t>
+        <w:t xml:space="preserve">Mi evidencia es ___, entonces ___.</w:t>
       </w:r>
     </w:p>
     <w:tbl>
@@ -2659,78 +2361,6 @@
         <w:t xml:space="preserve">Escribe una afirmación, da evidencia matemática y explica tu razonamiento.</w:t>
       </w:r>
     </w:p>
-    <w:p>
-      <w:pPr>
-        <w:spacing w:after="60"/>
-      </w:pPr>
-      <w:r>
-        <w:rPr>
-          <w:color w:val="1A2733"/>
-          <w:sz w:val="21"/>
-          <w:szCs w:val="21"/>
-        </w:rPr>
-        <w:t xml:space="preserve">My claim is ___.</w:t>
-      </w:r>
-      <w:r>
-        <w:rPr>
-          <w:i/>
-          <w:iCs/>
-          <w:color w:val="5F6F80"/>
-          <w:sz w:val="19"/>
-          <w:szCs w:val="19"/>
-        </w:rPr>
-        <w:br/>
-        <w:t xml:space="preserve">Mi afirmación es ___.</w:t>
-      </w:r>
-    </w:p>
-    <w:p>
-      <w:pPr>
-        <w:spacing w:after="60"/>
-      </w:pPr>
-      <w:r>
-        <w:rPr>
-          <w:color w:val="1A2733"/>
-          <w:sz w:val="21"/>
-          <w:szCs w:val="21"/>
-        </w:rPr>
-        <w:t xml:space="preserve">My math evidence is ___.</w:t>
-      </w:r>
-      <w:r>
-        <w:rPr>
-          <w:i/>
-          <w:iCs/>
-          <w:color w:val="5F6F80"/>
-          <w:sz w:val="19"/>
-          <w:szCs w:val="19"/>
-        </w:rPr>
-        <w:br/>
-        <w:t xml:space="preserve">Mi evidencia matemática es ___.</w:t>
-      </w:r>
-    </w:p>
-    <w:p>
-      <w:pPr>
-        <w:spacing w:after="60"/>
-      </w:pPr>
-      <w:r>
-        <w:rPr>
-          <w:color w:val="1A2733"/>
-          <w:sz w:val="21"/>
-          <w:szCs w:val="21"/>
-        </w:rPr>
-        <w:t xml:space="preserve">This proves ___ because ___.</w:t>
-      </w:r>
-      <w:r>
-        <w:rPr>
-          <w:i/>
-          <w:iCs/>
-          <w:color w:val="5F6F80"/>
-          <w:sz w:val="19"/>
-          <w:szCs w:val="19"/>
-        </w:rPr>
-        <w:br/>
-        <w:t xml:space="preserve">Esto demuestra ___ porque ___.</w:t>
-      </w:r>
-    </w:p>
     <w:tbl>
       <w:tblPr>
         <w:tblW w:type="pct" w:w="100%"/>
@@ -2813,7 +2443,7 @@
           <w:sz w:val="24"/>
           <w:szCs w:val="24"/>
         </w:rPr>
-        <w:t xml:space="preserve">4. Check Your Explanation</w:t>
+        <w:t xml:space="preserve">Check Your Explanation</w:t>
       </w:r>
       <w:r>
         <w:rPr>
@@ -2823,7 +2453,7 @@
           <w:sz w:val="19"/>
           <w:szCs w:val="19"/>
         </w:rPr>
-        <w:t xml:space="preserve">   five quick checks</w:t>
+        <w:t xml:space="preserve">   three quick checks</w:t>
       </w:r>
     </w:p>
     <w:p>
@@ -2847,17 +2477,6 @@
         </w:rPr>
         <w:t xml:space="preserve">I answered the question.</w:t>
       </w:r>
-      <w:r>
-        <w:rPr>
-          <w:i/>
-          <w:iCs/>
-          <w:color w:val="5F6F80"/>
-          <w:sz w:val="18"/>
-          <w:szCs w:val="18"/>
-        </w:rPr>
-        <w:br/>
-        <w:t xml:space="preserve">Respondí la pregunta.</w:t>
-      </w:r>
     </w:p>
     <w:p>
       <w:pPr>
@@ -2878,18 +2497,7 @@
           <w:sz w:val="20"/>
           <w:szCs w:val="20"/>
         </w:rPr>
-        <w:t xml:space="preserve">I used math evidence: numbers, an equation, a model, or a comparison.</w:t>
-      </w:r>
-      <w:r>
-        <w:rPr>
-          <w:i/>
-          <w:iCs/>
-          <w:color w:val="5F6F80"/>
-          <w:sz w:val="18"/>
-          <w:szCs w:val="18"/>
-        </w:rPr>
-        <w:br/>
-        <w:t xml:space="preserve">Usé evidencia matemática: números, una ecuación, un modelo o una comparación.</w:t>
+        <w:t xml:space="preserve">I used math evidence: numbers, an equation, or a model.</w:t>
       </w:r>
     </w:p>
     <w:p>
@@ -2911,84 +2519,7 @@
           <w:sz w:val="20"/>
           <w:szCs w:val="20"/>
         </w:rPr>
-        <w:t xml:space="preserve">I explained how the evidence proves my answer.</w:t>
-      </w:r>
-      <w:r>
-        <w:rPr>
-          <w:i/>
-          <w:iCs/>
-          <w:color w:val="5F6F80"/>
-          <w:sz w:val="18"/>
-          <w:szCs w:val="18"/>
-        </w:rPr>
-        <w:br/>
-        <w:t xml:space="preserve">Expliqué cómo la evidencia demuestra mi respuesta.</w:t>
-      </w:r>
-    </w:p>
-    <w:p>
-      <w:pPr>
-        <w:spacing w:after="80"/>
-      </w:pPr>
-      <w:r>
-        <w:rPr>
-          <w:b/>
-          <w:bCs/>
-          <w:color w:val="1FA6A2"/>
-          <w:sz w:val="22"/>
-          <w:szCs w:val="22"/>
-        </w:rPr>
-        <w:t xml:space="preserve">☐  </w:t>
-      </w:r>
-      <w:r>
-        <w:rPr>
-          <w:sz w:val="20"/>
-          <w:szCs w:val="20"/>
-        </w:rPr>
         <w:t xml:space="preserve">I used at least two math words.</w:t>
-      </w:r>
-      <w:r>
-        <w:rPr>
-          <w:i/>
-          <w:iCs/>
-          <w:color w:val="5F6F80"/>
-          <w:sz w:val="18"/>
-          <w:szCs w:val="18"/>
-        </w:rPr>
-        <w:br/>
-        <w:t xml:space="preserve">Usé por lo menos dos palabras matemáticas.</w:t>
-      </w:r>
-    </w:p>
-    <w:p>
-      <w:pPr>
-        <w:spacing w:after="80"/>
-      </w:pPr>
-      <w:r>
-        <w:rPr>
-          <w:b/>
-          <w:bCs/>
-          <w:color w:val="1FA6A2"/>
-          <w:sz w:val="22"/>
-          <w:szCs w:val="22"/>
-        </w:rPr>
-        <w:t xml:space="preserve">☐  </w:t>
-      </w:r>
-      <w:r>
-        <w:rPr>
-          <w:sz w:val="20"/>
-          <w:szCs w:val="20"/>
-        </w:rPr>
-        <w:t xml:space="preserve">I reread complete sentences and punctuation.</w:t>
-      </w:r>
-      <w:r>
-        <w:rPr>
-          <w:i/>
-          <w:iCs/>
-          <w:color w:val="5F6F80"/>
-          <w:sz w:val="18"/>
-          <w:szCs w:val="18"/>
-        </w:rPr>
-        <w:br/>
-        <w:t xml:space="preserve">Volví a leer mis oraciones completas y la puntuación.</w:t>
       </w:r>
     </w:p>
     <w:p>
@@ -4918,7 +4449,7 @@
           <w:sz w:val="20"/>
           <w:szCs w:val="20"/>
         </w:rPr>
-        <w:t xml:space="preserve">☐  I answered the question.</w:t>
+        <w:t xml:space="preserve">☐  The answer to the math question is correct.</w:t>
       </w:r>
     </w:p>
     <w:p>
@@ -4930,7 +4461,7 @@
           <w:sz w:val="20"/>
           <w:szCs w:val="20"/>
         </w:rPr>
-        <w:t xml:space="preserve">☐  I used math evidence: numbers, an equation, a model, or a comparison.</w:t>
+        <w:t xml:space="preserve">☐  The evidence is real lesson mathematics (numbers, equation, or model), not restated claim.</w:t>
       </w:r>
     </w:p>
     <w:p>
@@ -4942,31 +4473,7 @@
           <w:sz w:val="20"/>
           <w:szCs w:val="20"/>
         </w:rPr>
-        <w:t xml:space="preserve">☐  I explained how the evidence proves my answer.</w:t>
-      </w:r>
-    </w:p>
-    <w:p>
-      <w:pPr>
-        <w:spacing w:after="80"/>
-      </w:pPr>
-      <w:r>
-        <w:rPr>
-          <w:sz w:val="20"/>
-          <w:szCs w:val="20"/>
-        </w:rPr>
-        <w:t xml:space="preserve">☐  I used at least two math words.</w:t>
-      </w:r>
-    </w:p>
-    <w:p>
-      <w:pPr>
-        <w:spacing w:after="80"/>
-      </w:pPr>
-      <w:r>
-        <w:rPr>
-          <w:sz w:val="20"/>
-          <w:szCs w:val="20"/>
-        </w:rPr>
-        <w:t xml:space="preserve">☐  I reread complete sentences and punctuation.</w:t>
+        <w:t xml:space="preserve">☐  The support level changed the language scaffolding, never the mathematical expectation.</w:t>
       </w:r>
     </w:p>
     <w:sectPr>
